--- a/docs-SaborExpress/02_Procedimiento_de_implementacion_SaborExpress.docx
+++ b/docs-SaborExpress/02_Procedimiento_de_implementacion_SaborExpress.docx
@@ -4,21 +4,75 @@
   <w:body>
     <w:p>
       <w:pPr>
-        <w:spacing w:before="3100" w:line="480" w:lineRule="auto"/>
+        <w:spacing w:before="1100"/>
+        <w:jc w:val="center"/>
+      </w:pPr>
+      <w:r>
+        <w:drawing>
+          <wp:inline>
+            <wp:extent cx="4389120" cy="2501042"/>
+            <wp:docPr id="39" name="Picture 39"/>
+            <wp:cNvGraphicFramePr>
+              <a:graphicFrameLocks noChangeAspect="1"/>
+            </wp:cNvGraphicFramePr>
+            <a:graphic>
+              <a:graphicData uri="http://schemas.openxmlformats.org/drawingml/2006/picture">
+                <pic:pic>
+                  <pic:nvPicPr>
+                    <pic:cNvPr id="0" name="SaborExpress_logo_transparente.png"/>
+                    <pic:cNvPicPr/>
+                  </pic:nvPicPr>
+                  <pic:blipFill>
+                    <a:blip r:embed="rId9"/>
+                    <a:stretch>
+                      <a:fillRect/>
+                    </a:stretch>
+                  </pic:blipFill>
+                  <pic:spPr>
+                    <a:xfrm>
+                      <a:off x="0" y="0"/>
+                      <a:ext cx="4389120" cy="2501042"/>
+                    </a:xfrm>
+                    <a:prstGeom prst="rect"/>
+                  </pic:spPr>
+                </pic:pic>
+              </a:graphicData>
+            </a:graphic>
+          </wp:inline>
+        </w:drawing>
+      </w:r>
+    </w:p>
+    <w:p>
+      <w:pPr>
+        <w:spacing w:before="900" w:after="500"/>
         <w:jc w:val="center"/>
       </w:pPr>
       <w:r>
         <w:rPr>
           <w:rFonts w:ascii="Times New Roman" w:hAnsi="Times New Roman"/>
           <w:b/>
-          <w:sz w:val="28"/>
+          <w:sz w:val="34"/>
         </w:rPr>
         <w:t>02 Procedimiento de implementacion SaborExpress</w:t>
       </w:r>
     </w:p>
     <w:p>
       <w:pPr>
-        <w:spacing w:line="480" w:lineRule="auto"/>
+        <w:spacing w:after="160"/>
+        <w:jc w:val="center"/>
+      </w:pPr>
+      <w:r>
+        <w:rPr>
+          <w:rFonts w:ascii="Times New Roman" w:hAnsi="Times New Roman"/>
+          <w:b/>
+          <w:sz w:val="24"/>
+        </w:rPr>
+        <w:t>SABOREXPRESS — PROYECTO DE SOFTWARE</w:t>
+      </w:r>
+    </w:p>
+    <w:p>
+      <w:pPr>
+        <w:spacing w:after="160"/>
         <w:jc w:val="center"/>
       </w:pPr>
       <w:r>
@@ -26,12 +80,12 @@
           <w:rFonts w:ascii="Times New Roman" w:hAnsi="Times New Roman"/>
           <w:sz w:val="24"/>
         </w:rPr>
-        <w:t>Equipo de desarrollo SaborExpress</w:t>
-      </w:r>
-    </w:p>
-    <w:p>
-      <w:pPr>
-        <w:spacing w:line="480" w:lineRule="auto"/>
+        <w:t>Yerson Stiven Cuellar Rubiano</w:t>
+      </w:r>
+    </w:p>
+    <w:p>
+      <w:pPr>
+        <w:spacing w:after="160"/>
         <w:jc w:val="center"/>
       </w:pPr>
       <w:r>
@@ -39,12 +93,12 @@
           <w:rFonts w:ascii="Times New Roman" w:hAnsi="Times New Roman"/>
           <w:sz w:val="24"/>
         </w:rPr>
-        <w:t>Filiación institucional y autores individuales: por confirmar</w:t>
-      </w:r>
-    </w:p>
-    <w:p>
-      <w:pPr>
-        <w:spacing w:line="480" w:lineRule="auto"/>
+        <w:t>Ficha de formación: 3145555</w:t>
+      </w:r>
+    </w:p>
+    <w:p>
+      <w:pPr>
+        <w:spacing w:after="160"/>
         <w:jc w:val="center"/>
       </w:pPr>
       <w:r>
@@ -52,12 +106,12 @@
           <w:rFonts w:ascii="Times New Roman" w:hAnsi="Times New Roman"/>
           <w:sz w:val="24"/>
         </w:rPr>
-        <w:t>Estudio académico de ingeniería de software y documentación</w:t>
-      </w:r>
-    </w:p>
-    <w:p>
-      <w:pPr>
-        <w:spacing w:line="480" w:lineRule="auto"/>
+        <w:t>Expediente técnico y académico — APA 7</w:t>
+      </w:r>
+    </w:p>
+    <w:p>
+      <w:pPr>
+        <w:spacing w:after="160"/>
         <w:jc w:val="center"/>
       </w:pPr>
       <w:r>
@@ -69,29 +123,39 @@
       </w:r>
     </w:p>
     <w:p>
+      <w:pPr>
+        <w:spacing w:before="600"/>
+        <w:jc w:val="center"/>
+      </w:pPr>
+      <w:r>
+        <w:rPr>
+          <w:i/>
+        </w:rPr>
+        <w:t>Fuente documental: repositorios SaborExpressBack, SaborExpressWeb y SaborExpressMovil.</w:t>
+        <w:br/>
+        <w:t>Las pruebas no ejecutadas se identifican como pendientes.</w:t>
+      </w:r>
+    </w:p>
+    <w:p>
       <w:r>
         <w:br w:type="page"/>
       </w:r>
     </w:p>
-    <w:bookmarkStart w:id="36" w:name="X5b3aad85c53537ab815ce494c152a605a638ee1"/>
+    <w:bookmarkStart w:id="41" w:name="X5b3aad85c53537ab815ce494c152a605a638ee1"/>
     <w:p>
       <w:pPr>
         <w:pStyle w:val="Heading1"/>
         <w:keepNext/>
-        <w:ind w:firstLine="0"/>
-      </w:pPr>
-      <w:r>
-        <w:rPr>
-          <w:color w:val="000000"/>
-        </w:rPr>
+        <w:spacing w:line="264" w:lineRule="auto"/>
+      </w:pPr>
+      <w:r>
         <w:t xml:space="preserve">Procedimiento de implementación y liberación</w:t>
       </w:r>
     </w:p>
     <w:p>
       <w:pPr>
         <w:pStyle w:val="FirstParagraph"/>
-        <w:spacing w:line="480" w:lineRule="auto" w:after="0"/>
-        <w:ind w:firstLine="720"/>
+        <w:spacing w:line="396" w:lineRule="auto" w:after="100"/>
       </w:pPr>
       <w:r>
         <w:rPr>
@@ -114,13 +178,13 @@
           <w:b/>
           <w:bCs/>
         </w:rPr>
-        <w:t xml:space="preserve">Fecha de corte:</w:t>
-      </w:r>
-      <w:r>
-        <w:t xml:space="preserve"> </w:t>
-      </w:r>
-      <w:r>
-        <w:t xml:space="preserve">14 de octubre de 2026 |</w:t>
+        <w:t xml:space="preserve">Autor / integrante:</w:t>
+      </w:r>
+      <w:r>
+        <w:t xml:space="preserve"> </w:t>
+      </w:r>
+      <w:r>
+        <w:t xml:space="preserve">Yerson Stiven Cuellar Rubiano |</w:t>
       </w:r>
       <w:r>
         <w:t xml:space="preserve"> </w:t>
@@ -130,13 +194,13 @@
           <w:b/>
           <w:bCs/>
         </w:rPr>
-        <w:t xml:space="preserve">Versión:</w:t>
-      </w:r>
-      <w:r>
-        <w:t xml:space="preserve"> </w:t>
-      </w:r>
-      <w:r>
-        <w:t xml:space="preserve">2.0 |</w:t>
+        <w:t xml:space="preserve">Ficha:</w:t>
+      </w:r>
+      <w:r>
+        <w:t xml:space="preserve"> </w:t>
+      </w:r>
+      <w:r>
+        <w:t xml:space="preserve">3145555 |</w:t>
       </w:r>
       <w:r>
         <w:t xml:space="preserve"> </w:t>
@@ -146,26 +210,41 @@
           <w:b/>
           <w:bCs/>
         </w:rPr>
-        <w:t xml:space="preserve">Tipo:</w:t>
-      </w:r>
-      <w:r>
-        <w:t xml:space="preserve"> </w:t>
-      </w:r>
-      <w:r>
-        <w:t xml:space="preserve">Documento técnico y académico</w:t>
-      </w:r>
-    </w:p>
-    <w:p>
-      <w:pPr>
-        <w:pStyle w:val="BodyText"/>
-        <w:spacing w:line="480" w:lineRule="auto" w:after="0"/>
-        <w:ind w:firstLine="720"/>
-      </w:pPr>
+        <w:t xml:space="preserve">Fecha:</w:t>
+      </w:r>
+      <w:r>
+        <w:t xml:space="preserve"> </w:t>
+      </w:r>
+      <w:r>
+        <w:t xml:space="preserve">14 de octubre de 2026 |</w:t>
+      </w:r>
+      <w:r>
+        <w:t xml:space="preserve"> </w:t>
+      </w:r>
       <w:r>
         <w:rPr>
           <w:b/>
           <w:bCs/>
         </w:rPr>
+        <w:t xml:space="preserve">Versión documental:</w:t>
+      </w:r>
+      <w:r>
+        <w:t xml:space="preserve"> </w:t>
+      </w:r>
+      <w:r>
+        <w:t xml:space="preserve">4.0</w:t>
+      </w:r>
+    </w:p>
+    <w:p>
+      <w:pPr>
+        <w:pStyle w:val="BodyText"/>
+        <w:spacing w:line="396" w:lineRule="auto" w:after="100"/>
+      </w:pPr>
+      <w:r>
+        <w:rPr>
+          <w:b/>
+          <w:bCs/>
+        </w:rPr>
         <w:t xml:space="preserve">Estado de la evidencia:</w:t>
       </w:r>
       <w:r>
@@ -180,20 +259,16 @@
       <w:pPr>
         <w:pStyle w:val="Heading2"/>
         <w:keepNext/>
-        <w:ind w:firstLine="0"/>
-      </w:pPr>
-      <w:r>
-        <w:rPr>
-          <w:color w:val="000000"/>
-        </w:rPr>
+        <w:spacing w:line="264" w:lineRule="auto"/>
+      </w:pPr>
+      <w:r>
         <w:t xml:space="preserve">1. Punto de partida</w:t>
       </w:r>
     </w:p>
     <w:p>
       <w:pPr>
         <w:pStyle w:val="FirstParagraph"/>
-        <w:spacing w:line="480" w:lineRule="auto" w:after="0"/>
-        <w:ind w:firstLine="720"/>
+        <w:spacing w:line="396" w:lineRule="auto" w:after="100"/>
       </w:pPr>
       <w:r>
         <w:t xml:space="preserve">Existen tres proyectos de aplicación:</w:t>
@@ -241,12 +316,9 @@
       <w:pPr>
         <w:pStyle w:val="Heading2"/>
         <w:keepNext/>
-        <w:ind w:firstLine="0"/>
-      </w:pPr>
-      <w:r>
-        <w:rPr>
-          <w:color w:val="000000"/>
-        </w:rPr>
+        <w:spacing w:line="264" w:lineRule="auto"/>
+      </w:pPr>
+      <w:r>
         <w:t xml:space="preserve">2. Secuencia de implementación (plan repetible)</w:t>
       </w:r>
     </w:p>
@@ -257,6 +329,7 @@
           <w:ilvl w:val="0"/>
           <w:numId w:val="1001"/>
         </w:numPr>
+        <w:spacing w:line="396" w:lineRule="auto" w:after="100"/>
       </w:pPr>
       <w:r>
         <w:t xml:space="preserve">Revisión de requisitos y congelamiento temporal de ramas. 2. Validación de dependencias y secretos. 3. Restauración/compilación API. 4. Aprovisionamiento DB y generación/revisión de migraciones. 5. Ejecución de tests unitarios/integración. 6. Compilación de Next.js. 7. Compilación/ejecución del cliente Expo. 8. Pruebas de contrato Swagger y seguridad. 9. Sandbox Wompi. 10. Ensayos con roles/sedes/usuarios ficticios. 11. Ensayo de respaldo/restauración y rollback. 12. Aprobación formal.</w:t>
@@ -268,12 +341,9 @@
       <w:pPr>
         <w:pStyle w:val="Heading2"/>
         <w:keepNext/>
-        <w:ind w:firstLine="0"/>
-      </w:pPr>
-      <w:r>
-        <w:rPr>
-          <w:color w:val="000000"/>
-        </w:rPr>
+        <w:spacing w:line="264" w:lineRule="auto"/>
+      </w:pPr>
+      <w:r>
         <w:t xml:space="preserve">3. Control por etapa</w:t>
       </w:r>
     </w:p>
@@ -282,7 +352,7 @@
         <w:tblStyle w:val="Table"/>
         <w:tblW w:type="pct" w:w="5000"/>
         <w:jc w:val="left"/>
-        <w:tblLayout w:type="fixed"/>
+        <w:tblLayout w:type="autofit"/>
         <w:tblLook w:firstRow="1" w:lastRow="0" w:firstColumn="0" w:lastColumn="0" w:noHBand="0" w:noVBand="0" w:val="0020"/>
       </w:tblPr>
       <w:tblGrid>
@@ -301,14 +371,14 @@
           <w:p>
             <w:pPr>
               <w:pStyle w:val="Compact"/>
-              <w:spacing w:line="240" w:lineRule="auto" w:after="0"/>
-              <w:ind w:firstLine="0"/>
-              <w:jc w:val="left"/>
-            </w:pPr>
-            <w:r>
-              <w:rPr>
-                <w:rFonts w:ascii="Times New Roman" w:hAnsi="Times New Roman"/>
-                <w:sz w:val="18"/>
+              <w:spacing w:line="240" w:lineRule="auto" w:after="20"/>
+              <w:ind w:firstLine="0"/>
+              <w:jc w:val="left"/>
+            </w:pPr>
+            <w:r>
+              <w:rPr>
+                <w:b/>
+                <w:sz w:val="17"/>
               </w:rPr>
               <w:t xml:space="preserve">Etapa</w:t>
             </w:r>
@@ -319,14 +389,14 @@
           <w:p>
             <w:pPr>
               <w:pStyle w:val="Compact"/>
-              <w:spacing w:line="240" w:lineRule="auto" w:after="0"/>
-              <w:ind w:firstLine="0"/>
-              <w:jc w:val="left"/>
-            </w:pPr>
-            <w:r>
-              <w:rPr>
-                <w:rFonts w:ascii="Times New Roman" w:hAnsi="Times New Roman"/>
-                <w:sz w:val="18"/>
+              <w:spacing w:line="240" w:lineRule="auto" w:after="20"/>
+              <w:ind w:firstLine="0"/>
+              <w:jc w:val="left"/>
+            </w:pPr>
+            <w:r>
+              <w:rPr>
+                <w:b/>
+                <w:sz w:val="17"/>
               </w:rPr>
               <w:t xml:space="preserve">Entrada</w:t>
             </w:r>
@@ -337,14 +407,14 @@
           <w:p>
             <w:pPr>
               <w:pStyle w:val="Compact"/>
-              <w:spacing w:line="240" w:lineRule="auto" w:after="0"/>
-              <w:ind w:firstLine="0"/>
-              <w:jc w:val="left"/>
-            </w:pPr>
-            <w:r>
-              <w:rPr>
-                <w:rFonts w:ascii="Times New Roman" w:hAnsi="Times New Roman"/>
-                <w:sz w:val="18"/>
+              <w:spacing w:line="240" w:lineRule="auto" w:after="20"/>
+              <w:ind w:firstLine="0"/>
+              <w:jc w:val="left"/>
+            </w:pPr>
+            <w:r>
+              <w:rPr>
+                <w:b/>
+                <w:sz w:val="17"/>
               </w:rPr>
               <w:t xml:space="preserve">Validación</w:t>
             </w:r>
@@ -355,14 +425,14 @@
           <w:p>
             <w:pPr>
               <w:pStyle w:val="Compact"/>
-              <w:spacing w:line="240" w:lineRule="auto" w:after="0"/>
-              <w:ind w:firstLine="0"/>
-              <w:jc w:val="left"/>
-            </w:pPr>
-            <w:r>
-              <w:rPr>
-                <w:rFonts w:ascii="Times New Roman" w:hAnsi="Times New Roman"/>
-                <w:sz w:val="18"/>
+              <w:spacing w:line="240" w:lineRule="auto" w:after="20"/>
+              <w:ind w:firstLine="0"/>
+              <w:jc w:val="left"/>
+            </w:pPr>
+            <w:r>
+              <w:rPr>
+                <w:b/>
+                <w:sz w:val="17"/>
               </w:rPr>
               <w:t xml:space="preserve">Salida</w:t>
             </w:r>
@@ -375,14 +445,13 @@
           <w:p>
             <w:pPr>
               <w:pStyle w:val="Compact"/>
-              <w:spacing w:line="240" w:lineRule="auto" w:after="0"/>
-              <w:ind w:firstLine="0"/>
-              <w:jc w:val="left"/>
-            </w:pPr>
-            <w:r>
-              <w:rPr>
-                <w:rFonts w:ascii="Times New Roman" w:hAnsi="Times New Roman"/>
-                <w:sz w:val="18"/>
+              <w:spacing w:line="240" w:lineRule="auto" w:after="20"/>
+              <w:ind w:firstLine="0"/>
+              <w:jc w:val="left"/>
+            </w:pPr>
+            <w:r>
+              <w:rPr>
+                <w:sz w:val="17"/>
               </w:rPr>
               <w:t xml:space="preserve">Preparar</w:t>
             </w:r>
@@ -393,14 +462,13 @@
           <w:p>
             <w:pPr>
               <w:pStyle w:val="Compact"/>
-              <w:spacing w:line="240" w:lineRule="auto" w:after="0"/>
-              <w:ind w:firstLine="0"/>
-              <w:jc w:val="left"/>
-            </w:pPr>
-            <w:r>
-              <w:rPr>
-                <w:rFonts w:ascii="Times New Roman" w:hAnsi="Times New Roman"/>
-                <w:sz w:val="18"/>
+              <w:spacing w:line="240" w:lineRule="auto" w:after="20"/>
+              <w:ind w:firstLine="0"/>
+              <w:jc w:val="left"/>
+            </w:pPr>
+            <w:r>
+              <w:rPr>
+                <w:sz w:val="17"/>
               </w:rPr>
               <w:t xml:space="preserve">Ramas + configuración</w:t>
             </w:r>
@@ -411,14 +479,13 @@
           <w:p>
             <w:pPr>
               <w:pStyle w:val="Compact"/>
-              <w:spacing w:line="240" w:lineRule="auto" w:after="0"/>
-              <w:ind w:firstLine="0"/>
-              <w:jc w:val="left"/>
-            </w:pPr>
-            <w:r>
-              <w:rPr>
-                <w:rFonts w:ascii="Times New Roman" w:hAnsi="Times New Roman"/>
-                <w:sz w:val="18"/>
+              <w:spacing w:line="240" w:lineRule="auto" w:after="20"/>
+              <w:ind w:firstLine="0"/>
+              <w:jc w:val="left"/>
+            </w:pPr>
+            <w:r>
+              <w:rPr>
+                <w:sz w:val="17"/>
               </w:rPr>
               <w:t xml:space="preserve">Versiones y secretos ocultos</w:t>
             </w:r>
@@ -429,14 +496,13 @@
           <w:p>
             <w:pPr>
               <w:pStyle w:val="Compact"/>
-              <w:spacing w:line="240" w:lineRule="auto" w:after="0"/>
-              <w:ind w:firstLine="0"/>
-              <w:jc w:val="left"/>
-            </w:pPr>
-            <w:r>
-              <w:rPr>
-                <w:rFonts w:ascii="Times New Roman" w:hAnsi="Times New Roman"/>
-                <w:sz w:val="18"/>
+              <w:spacing w:line="240" w:lineRule="auto" w:after="20"/>
+              <w:ind w:firstLine="0"/>
+              <w:jc w:val="left"/>
+            </w:pPr>
+            <w:r>
+              <w:rPr>
+                <w:sz w:val="17"/>
               </w:rPr>
               <w:t xml:space="preserve">SHA por repo</w:t>
             </w:r>
@@ -449,14 +515,13 @@
           <w:p>
             <w:pPr>
               <w:pStyle w:val="Compact"/>
-              <w:spacing w:line="240" w:lineRule="auto" w:after="0"/>
-              <w:ind w:firstLine="0"/>
-              <w:jc w:val="left"/>
-            </w:pPr>
-            <w:r>
-              <w:rPr>
-                <w:rFonts w:ascii="Times New Roman" w:hAnsi="Times New Roman"/>
-                <w:sz w:val="18"/>
+              <w:spacing w:line="240" w:lineRule="auto" w:after="20"/>
+              <w:ind w:firstLine="0"/>
+              <w:jc w:val="left"/>
+            </w:pPr>
+            <w:r>
+              <w:rPr>
+                <w:sz w:val="17"/>
               </w:rPr>
               <w:t xml:space="preserve">Construir</w:t>
             </w:r>
@@ -467,14 +532,13 @@
           <w:p>
             <w:pPr>
               <w:pStyle w:val="Compact"/>
-              <w:spacing w:line="240" w:lineRule="auto" w:after="0"/>
-              <w:ind w:firstLine="0"/>
-              <w:jc w:val="left"/>
-            </w:pPr>
-            <w:r>
-              <w:rPr>
-                <w:rFonts w:ascii="Times New Roman" w:hAnsi="Times New Roman"/>
-                <w:sz w:val="18"/>
+              <w:spacing w:line="240" w:lineRule="auto" w:after="20"/>
+              <w:ind w:firstLine="0"/>
+              <w:jc w:val="left"/>
+            </w:pPr>
+            <w:r>
+              <w:rPr>
+                <w:sz w:val="17"/>
               </w:rPr>
               <w:t xml:space="preserve">Código + SDKs</w:t>
             </w:r>
@@ -485,14 +549,13 @@
           <w:p>
             <w:pPr>
               <w:pStyle w:val="Compact"/>
-              <w:spacing w:line="240" w:lineRule="auto" w:after="0"/>
-              <w:ind w:firstLine="0"/>
-              <w:jc w:val="left"/>
-            </w:pPr>
-            <w:r>
-              <w:rPr>
-                <w:rFonts w:ascii="Times New Roman" w:hAnsi="Times New Roman"/>
-                <w:sz w:val="18"/>
+              <w:spacing w:line="240" w:lineRule="auto" w:after="20"/>
+              <w:ind w:firstLine="0"/>
+              <w:jc w:val="left"/>
+            </w:pPr>
+            <w:r>
+              <w:rPr>
+                <w:sz w:val="17"/>
               </w:rPr>
               <w:t xml:space="preserve">dotnet build / npm run build</w:t>
             </w:r>
@@ -503,14 +566,13 @@
           <w:p>
             <w:pPr>
               <w:pStyle w:val="Compact"/>
-              <w:spacing w:line="240" w:lineRule="auto" w:after="0"/>
-              <w:ind w:firstLine="0"/>
-              <w:jc w:val="left"/>
-            </w:pPr>
-            <w:r>
-              <w:rPr>
-                <w:rFonts w:ascii="Times New Roman" w:hAnsi="Times New Roman"/>
-                <w:sz w:val="18"/>
+              <w:spacing w:line="240" w:lineRule="auto" w:after="20"/>
+              <w:ind w:firstLine="0"/>
+              <w:jc w:val="left"/>
+            </w:pPr>
+            <w:r>
+              <w:rPr>
+                <w:sz w:val="17"/>
               </w:rPr>
               <w:t xml:space="preserve">Artefactos</w:t>
             </w:r>
@@ -523,14 +585,13 @@
           <w:p>
             <w:pPr>
               <w:pStyle w:val="Compact"/>
-              <w:spacing w:line="240" w:lineRule="auto" w:after="0"/>
-              <w:ind w:firstLine="0"/>
-              <w:jc w:val="left"/>
-            </w:pPr>
-            <w:r>
-              <w:rPr>
-                <w:rFonts w:ascii="Times New Roman" w:hAnsi="Times New Roman"/>
-                <w:sz w:val="18"/>
+              <w:spacing w:line="240" w:lineRule="auto" w:after="20"/>
+              <w:ind w:firstLine="0"/>
+              <w:jc w:val="left"/>
+            </w:pPr>
+            <w:r>
+              <w:rPr>
+                <w:sz w:val="17"/>
               </w:rPr>
               <w:t xml:space="preserve">Migrar</w:t>
             </w:r>
@@ -541,14 +602,13 @@
           <w:p>
             <w:pPr>
               <w:pStyle w:val="Compact"/>
-              <w:spacing w:line="240" w:lineRule="auto" w:after="0"/>
-              <w:ind w:firstLine="0"/>
-              <w:jc w:val="left"/>
-            </w:pPr>
-            <w:r>
-              <w:rPr>
-                <w:rFonts w:ascii="Times New Roman" w:hAnsi="Times New Roman"/>
-                <w:sz w:val="18"/>
+              <w:spacing w:line="240" w:lineRule="auto" w:after="20"/>
+              <w:ind w:firstLine="0"/>
+              <w:jc w:val="left"/>
+            </w:pPr>
+            <w:r>
+              <w:rPr>
+                <w:sz w:val="17"/>
               </w:rPr>
               <w:t xml:space="preserve">DB efímera</w:t>
             </w:r>
@@ -559,14 +619,13 @@
           <w:p>
             <w:pPr>
               <w:pStyle w:val="Compact"/>
-              <w:spacing w:line="240" w:lineRule="auto" w:after="0"/>
-              <w:ind w:firstLine="0"/>
-              <w:jc w:val="left"/>
-            </w:pPr>
-            <w:r>
-              <w:rPr>
-                <w:rFonts w:ascii="Times New Roman" w:hAnsi="Times New Roman"/>
-                <w:sz w:val="18"/>
+              <w:spacing w:line="240" w:lineRule="auto" w:after="20"/>
+              <w:ind w:firstLine="0"/>
+              <w:jc w:val="left"/>
+            </w:pPr>
+            <w:r>
+              <w:rPr>
+                <w:sz w:val="17"/>
               </w:rPr>
               <w:t xml:space="preserve">Generación SQL e idempotencia</w:t>
             </w:r>
@@ -577,14 +636,13 @@
           <w:p>
             <w:pPr>
               <w:pStyle w:val="Compact"/>
-              <w:spacing w:line="240" w:lineRule="auto" w:after="0"/>
-              <w:ind w:firstLine="0"/>
-              <w:jc w:val="left"/>
-            </w:pPr>
-            <w:r>
-              <w:rPr>
-                <w:rFonts w:ascii="Times New Roman" w:hAnsi="Times New Roman"/>
-                <w:sz w:val="18"/>
+              <w:spacing w:line="240" w:lineRule="auto" w:after="20"/>
+              <w:ind w:firstLine="0"/>
+              <w:jc w:val="left"/>
+            </w:pPr>
+            <w:r>
+              <w:rPr>
+                <w:sz w:val="17"/>
               </w:rPr>
               <w:t xml:space="preserve">Esquema documentado</w:t>
             </w:r>
@@ -597,14 +655,13 @@
           <w:p>
             <w:pPr>
               <w:pStyle w:val="Compact"/>
-              <w:spacing w:line="240" w:lineRule="auto" w:after="0"/>
-              <w:ind w:firstLine="0"/>
-              <w:jc w:val="left"/>
-            </w:pPr>
-            <w:r>
-              <w:rPr>
-                <w:rFonts w:ascii="Times New Roman" w:hAnsi="Times New Roman"/>
-                <w:sz w:val="18"/>
+              <w:spacing w:line="240" w:lineRule="auto" w:after="20"/>
+              <w:ind w:firstLine="0"/>
+              <w:jc w:val="left"/>
+            </w:pPr>
+            <w:r>
+              <w:rPr>
+                <w:sz w:val="17"/>
               </w:rPr>
               <w:t xml:space="preserve">Integrar</w:t>
             </w:r>
@@ -615,14 +672,13 @@
           <w:p>
             <w:pPr>
               <w:pStyle w:val="Compact"/>
-              <w:spacing w:line="240" w:lineRule="auto" w:after="0"/>
-              <w:ind w:firstLine="0"/>
-              <w:jc w:val="left"/>
-            </w:pPr>
-            <w:r>
-              <w:rPr>
-                <w:rFonts w:ascii="Times New Roman" w:hAnsi="Times New Roman"/>
-                <w:sz w:val="18"/>
+              <w:spacing w:line="240" w:lineRule="auto" w:after="20"/>
+              <w:ind w:firstLine="0"/>
+              <w:jc w:val="left"/>
+            </w:pPr>
+            <w:r>
+              <w:rPr>
+                <w:sz w:val="17"/>
               </w:rPr>
               <w:t xml:space="preserve">API/web/móvil</w:t>
             </w:r>
@@ -633,14 +689,13 @@
           <w:p>
             <w:pPr>
               <w:pStyle w:val="Compact"/>
-              <w:spacing w:line="240" w:lineRule="auto" w:after="0"/>
-              <w:ind w:firstLine="0"/>
-              <w:jc w:val="left"/>
-            </w:pPr>
-            <w:r>
-              <w:rPr>
-                <w:rFonts w:ascii="Times New Roman" w:hAnsi="Times New Roman"/>
-                <w:sz w:val="18"/>
+              <w:spacing w:line="240" w:lineRule="auto" w:after="20"/>
+              <w:ind w:firstLine="0"/>
+              <w:jc w:val="left"/>
+            </w:pPr>
+            <w:r>
+              <w:rPr>
+                <w:sz w:val="17"/>
               </w:rPr>
               <w:t xml:space="preserve">Pruebas E2E/SignalR/Wompi</w:t>
             </w:r>
@@ -651,14 +706,13 @@
           <w:p>
             <w:pPr>
               <w:pStyle w:val="Compact"/>
-              <w:spacing w:line="240" w:lineRule="auto" w:after="0"/>
-              <w:ind w:firstLine="0"/>
-              <w:jc w:val="left"/>
-            </w:pPr>
-            <w:r>
-              <w:rPr>
-                <w:rFonts w:ascii="Times New Roman" w:hAnsi="Times New Roman"/>
-                <w:sz w:val="18"/>
+              <w:spacing w:line="240" w:lineRule="auto" w:after="20"/>
+              <w:ind w:firstLine="0"/>
+              <w:jc w:val="left"/>
+            </w:pPr>
+            <w:r>
+              <w:rPr>
+                <w:sz w:val="17"/>
               </w:rPr>
               <w:t xml:space="preserve">Registros de QA</w:t>
             </w:r>
@@ -671,14 +725,13 @@
           <w:p>
             <w:pPr>
               <w:pStyle w:val="Compact"/>
-              <w:spacing w:line="240" w:lineRule="auto" w:after="0"/>
-              <w:ind w:firstLine="0"/>
-              <w:jc w:val="left"/>
-            </w:pPr>
-            <w:r>
-              <w:rPr>
-                <w:rFonts w:ascii="Times New Roman" w:hAnsi="Times New Roman"/>
-                <w:sz w:val="18"/>
+              <w:spacing w:line="240" w:lineRule="auto" w:after="20"/>
+              <w:ind w:firstLine="0"/>
+              <w:jc w:val="left"/>
+            </w:pPr>
+            <w:r>
+              <w:rPr>
+                <w:sz w:val="17"/>
               </w:rPr>
               <w:t xml:space="preserve">Aprobar</w:t>
             </w:r>
@@ -689,14 +742,13 @@
           <w:p>
             <w:pPr>
               <w:pStyle w:val="Compact"/>
-              <w:spacing w:line="240" w:lineRule="auto" w:after="0"/>
-              <w:ind w:firstLine="0"/>
-              <w:jc w:val="left"/>
-            </w:pPr>
-            <w:r>
-              <w:rPr>
-                <w:rFonts w:ascii="Times New Roman" w:hAnsi="Times New Roman"/>
-                <w:sz w:val="18"/>
+              <w:spacing w:line="240" w:lineRule="auto" w:after="20"/>
+              <w:ind w:firstLine="0"/>
+              <w:jc w:val="left"/>
+            </w:pPr>
+            <w:r>
+              <w:rPr>
+                <w:sz w:val="17"/>
               </w:rPr>
               <w:t xml:space="preserve">Evidencias</w:t>
             </w:r>
@@ -707,14 +759,13 @@
           <w:p>
             <w:pPr>
               <w:pStyle w:val="Compact"/>
-              <w:spacing w:line="240" w:lineRule="auto" w:after="0"/>
-              <w:ind w:firstLine="0"/>
-              <w:jc w:val="left"/>
-            </w:pPr>
-            <w:r>
-              <w:rPr>
-                <w:rFonts w:ascii="Times New Roman" w:hAnsi="Times New Roman"/>
-                <w:sz w:val="18"/>
+              <w:spacing w:line="240" w:lineRule="auto" w:after="20"/>
+              <w:ind w:firstLine="0"/>
+              <w:jc w:val="left"/>
+            </w:pPr>
+            <w:r>
+              <w:rPr>
+                <w:sz w:val="17"/>
               </w:rPr>
               <w:t xml:space="preserve">Checklist y firmas</w:t>
             </w:r>
@@ -725,14 +776,13 @@
           <w:p>
             <w:pPr>
               <w:pStyle w:val="Compact"/>
-              <w:spacing w:line="240" w:lineRule="auto" w:after="0"/>
-              <w:ind w:firstLine="0"/>
-              <w:jc w:val="left"/>
-            </w:pPr>
-            <w:r>
-              <w:rPr>
-                <w:rFonts w:ascii="Times New Roman" w:hAnsi="Times New Roman"/>
-                <w:sz w:val="18"/>
+              <w:spacing w:line="240" w:lineRule="auto" w:after="20"/>
+              <w:ind w:firstLine="0"/>
+              <w:jc w:val="left"/>
+            </w:pPr>
+            <w:r>
+              <w:rPr>
+                <w:sz w:val="17"/>
               </w:rPr>
               <w:t xml:space="preserve">Acta de aceptación</w:t>
             </w:r>
@@ -745,14 +795,13 @@
           <w:p>
             <w:pPr>
               <w:pStyle w:val="Compact"/>
-              <w:spacing w:line="240" w:lineRule="auto" w:after="0"/>
-              <w:ind w:firstLine="0"/>
-              <w:jc w:val="left"/>
-            </w:pPr>
-            <w:r>
-              <w:rPr>
-                <w:rFonts w:ascii="Times New Roman" w:hAnsi="Times New Roman"/>
-                <w:sz w:val="18"/>
+              <w:spacing w:line="240" w:lineRule="auto" w:after="20"/>
+              <w:ind w:firstLine="0"/>
+              <w:jc w:val="left"/>
+            </w:pPr>
+            <w:r>
+              <w:rPr>
+                <w:sz w:val="17"/>
               </w:rPr>
               <w:t xml:space="preserve">Publicar</w:t>
             </w:r>
@@ -763,14 +812,13 @@
           <w:p>
             <w:pPr>
               <w:pStyle w:val="Compact"/>
-              <w:spacing w:line="240" w:lineRule="auto" w:after="0"/>
-              <w:ind w:firstLine="0"/>
-              <w:jc w:val="left"/>
-            </w:pPr>
-            <w:r>
-              <w:rPr>
-                <w:rFonts w:ascii="Times New Roman" w:hAnsi="Times New Roman"/>
-                <w:sz w:val="18"/>
+              <w:spacing w:line="240" w:lineRule="auto" w:after="20"/>
+              <w:ind w:firstLine="0"/>
+              <w:jc w:val="left"/>
+            </w:pPr>
+            <w:r>
+              <w:rPr>
+                <w:sz w:val="17"/>
               </w:rPr>
               <w:t xml:space="preserve">Infra autorizada</w:t>
             </w:r>
@@ -781,14 +829,13 @@
           <w:p>
             <w:pPr>
               <w:pStyle w:val="Compact"/>
-              <w:spacing w:line="240" w:lineRule="auto" w:after="0"/>
-              <w:ind w:firstLine="0"/>
-              <w:jc w:val="left"/>
-            </w:pPr>
-            <w:r>
-              <w:rPr>
-                <w:rFonts w:ascii="Times New Roman" w:hAnsi="Times New Roman"/>
-                <w:sz w:val="18"/>
+              <w:spacing w:line="240" w:lineRule="auto" w:after="20"/>
+              <w:ind w:firstLine="0"/>
+              <w:jc w:val="left"/>
+            </w:pPr>
+            <w:r>
+              <w:rPr>
+                <w:sz w:val="17"/>
               </w:rPr>
               <w:t xml:space="preserve">Smoke y monitoreo</w:t>
             </w:r>
@@ -799,14 +846,13 @@
           <w:p>
             <w:pPr>
               <w:pStyle w:val="Compact"/>
-              <w:spacing w:line="240" w:lineRule="auto" w:after="0"/>
-              <w:ind w:firstLine="0"/>
-              <w:jc w:val="left"/>
-            </w:pPr>
-            <w:r>
-              <w:rPr>
-                <w:rFonts w:ascii="Times New Roman" w:hAnsi="Times New Roman"/>
-                <w:sz w:val="18"/>
+              <w:spacing w:line="240" w:lineRule="auto" w:after="20"/>
+              <w:ind w:firstLine="0"/>
+              <w:jc w:val="left"/>
+            </w:pPr>
+            <w:r>
+              <w:rPr>
+                <w:sz w:val="17"/>
               </w:rPr>
               <w:t xml:space="preserve">Release trazable</w:t>
             </w:r>
@@ -820,20 +866,16 @@
       <w:pPr>
         <w:pStyle w:val="Heading2"/>
         <w:keepNext/>
-        <w:ind w:firstLine="0"/>
-      </w:pPr>
-      <w:r>
-        <w:rPr>
-          <w:color w:val="000000"/>
-        </w:rPr>
+        <w:spacing w:line="264" w:lineRule="auto"/>
+      </w:pPr>
+      <w:r>
         <w:t xml:space="preserve">4. Reversión</w:t>
       </w:r>
     </w:p>
     <w:p>
       <w:pPr>
         <w:pStyle w:val="FirstParagraph"/>
-        <w:spacing w:line="480" w:lineRule="auto" w:after="0"/>
-        <w:ind w:firstLine="720"/>
+        <w:spacing w:line="396" w:lineRule="auto" w:after="100"/>
       </w:pPr>
       <w:r>
         <w:t xml:space="preserve">Ante falla, detener promoción, revisar integridad de la base y restaurar copia si el cambio de esquema lo necesita; volver a binarios conocidos, suspender tráfico de pago hasta reconciliar transacciones pendientes y registrar el incidente. No usar una reversión de Git como reemplazo de un procedimiento de rollback de datos.</w:t>
@@ -845,20 +887,16 @@
       <w:pPr>
         <w:pStyle w:val="Heading2"/>
         <w:keepNext/>
-        <w:ind w:firstLine="0"/>
-      </w:pPr>
-      <w:r>
-        <w:rPr>
-          <w:color w:val="000000"/>
-        </w:rPr>
+        <w:spacing w:line="264" w:lineRule="auto"/>
+      </w:pPr>
+      <w:r>
         <w:t xml:space="preserve">5. Documentos de control</w:t>
       </w:r>
     </w:p>
     <w:p>
       <w:pPr>
         <w:pStyle w:val="FirstParagraph"/>
-        <w:spacing w:line="480" w:lineRule="auto" w:after="0"/>
-        <w:ind w:firstLine="720"/>
+        <w:spacing w:line="396" w:lineRule="auto" w:after="100"/>
       </w:pPr>
       <w:r>
         <w:t xml:space="preserve">Acta de cambios con fecha, versión, ventana, responsables, ticket, evidencias de QA, historial de migraciones, lista de secretos rotados, resultado de smoke y autorización. Ninguna fecha de despliegue ni firma se completa artificialmente.</w:t>
@@ -870,12 +908,9 @@
       <w:pPr>
         <w:pStyle w:val="Heading2"/>
         <w:keepNext/>
-        <w:ind w:firstLine="0"/>
-      </w:pPr>
-      <w:r>
-        <w:rPr>
-          <w:color w:val="000000"/>
-        </w:rPr>
+        <w:spacing w:line="264" w:lineRule="auto"/>
+      </w:pPr>
+      <w:r>
         <w:t xml:space="preserve">7. Runbook de implementación</w:t>
       </w:r>
     </w:p>
@@ -884,7 +919,7 @@
         <w:tblStyle w:val="Table"/>
         <w:tblW w:type="pct" w:w="5000"/>
         <w:jc w:val="left"/>
-        <w:tblLayout w:type="fixed"/>
+        <w:tblLayout w:type="autofit"/>
         <w:tblLook w:firstRow="1" w:lastRow="0" w:firstColumn="0" w:lastColumn="0" w:noHBand="0" w:noVBand="0" w:val="0020"/>
       </w:tblPr>
       <w:tblGrid>
@@ -903,14 +938,14 @@
           <w:p>
             <w:pPr>
               <w:pStyle w:val="Compact"/>
-              <w:spacing w:line="240" w:lineRule="auto" w:after="0"/>
-              <w:ind w:firstLine="0"/>
-              <w:jc w:val="left"/>
-            </w:pPr>
-            <w:r>
-              <w:rPr>
-                <w:rFonts w:ascii="Times New Roman" w:hAnsi="Times New Roman"/>
-                <w:sz w:val="18"/>
+              <w:spacing w:line="240" w:lineRule="auto" w:after="20"/>
+              <w:ind w:firstLine="0"/>
+              <w:jc w:val="left"/>
+            </w:pPr>
+            <w:r>
+              <w:rPr>
+                <w:b/>
+                <w:sz w:val="17"/>
               </w:rPr>
               <w:t xml:space="preserve">ID</w:t>
             </w:r>
@@ -921,14 +956,14 @@
           <w:p>
             <w:pPr>
               <w:pStyle w:val="Compact"/>
-              <w:spacing w:line="240" w:lineRule="auto" w:after="0"/>
-              <w:ind w:firstLine="0"/>
-              <w:jc w:val="left"/>
-            </w:pPr>
-            <w:r>
-              <w:rPr>
-                <w:rFonts w:ascii="Times New Roman" w:hAnsi="Times New Roman"/>
-                <w:sz w:val="18"/>
+              <w:spacing w:line="240" w:lineRule="auto" w:after="20"/>
+              <w:ind w:firstLine="0"/>
+              <w:jc w:val="left"/>
+            </w:pPr>
+            <w:r>
+              <w:rPr>
+                <w:b/>
+                <w:sz w:val="17"/>
               </w:rPr>
               <w:t xml:space="preserve">Paso</w:t>
             </w:r>
@@ -939,14 +974,14 @@
           <w:p>
             <w:pPr>
               <w:pStyle w:val="Compact"/>
-              <w:spacing w:line="240" w:lineRule="auto" w:after="0"/>
-              <w:ind w:firstLine="0"/>
-              <w:jc w:val="left"/>
-            </w:pPr>
-            <w:r>
-              <w:rPr>
-                <w:rFonts w:ascii="Times New Roman" w:hAnsi="Times New Roman"/>
-                <w:sz w:val="18"/>
+              <w:spacing w:line="240" w:lineRule="auto" w:after="20"/>
+              <w:ind w:firstLine="0"/>
+              <w:jc w:val="left"/>
+            </w:pPr>
+            <w:r>
+              <w:rPr>
+                <w:b/>
+                <w:sz w:val="17"/>
               </w:rPr>
               <w:t xml:space="preserve">Acción</w:t>
             </w:r>
@@ -957,14 +992,14 @@
           <w:p>
             <w:pPr>
               <w:pStyle w:val="Compact"/>
-              <w:spacing w:line="240" w:lineRule="auto" w:after="0"/>
-              <w:ind w:firstLine="0"/>
-              <w:jc w:val="left"/>
-            </w:pPr>
-            <w:r>
-              <w:rPr>
-                <w:rFonts w:ascii="Times New Roman" w:hAnsi="Times New Roman"/>
-                <w:sz w:val="18"/>
+              <w:spacing w:line="240" w:lineRule="auto" w:after="20"/>
+              <w:ind w:firstLine="0"/>
+              <w:jc w:val="left"/>
+            </w:pPr>
+            <w:r>
+              <w:rPr>
+                <w:b/>
+                <w:sz w:val="17"/>
               </w:rPr>
               <w:t xml:space="preserve">Puerta / evidencia</w:t>
             </w:r>
@@ -977,14 +1012,13 @@
           <w:p>
             <w:pPr>
               <w:pStyle w:val="Compact"/>
-              <w:spacing w:line="240" w:lineRule="auto" w:after="0"/>
-              <w:ind w:firstLine="0"/>
-              <w:jc w:val="left"/>
-            </w:pPr>
-            <w:r>
-              <w:rPr>
-                <w:rFonts w:ascii="Times New Roman" w:hAnsi="Times New Roman"/>
-                <w:sz w:val="18"/>
+              <w:spacing w:line="240" w:lineRule="auto" w:after="20"/>
+              <w:ind w:firstLine="0"/>
+              <w:jc w:val="left"/>
+            </w:pPr>
+            <w:r>
+              <w:rPr>
+                <w:sz w:val="17"/>
               </w:rPr>
               <w:t xml:space="preserve">PRE-01</w:t>
             </w:r>
@@ -995,14 +1029,13 @@
           <w:p>
             <w:pPr>
               <w:pStyle w:val="Compact"/>
-              <w:spacing w:line="240" w:lineRule="auto" w:after="0"/>
-              <w:ind w:firstLine="0"/>
-              <w:jc w:val="left"/>
-            </w:pPr>
-            <w:r>
-              <w:rPr>
-                <w:rFonts w:ascii="Times New Roman" w:hAnsi="Times New Roman"/>
-                <w:sz w:val="18"/>
+              <w:spacing w:line="240" w:lineRule="auto" w:after="20"/>
+              <w:ind w:firstLine="0"/>
+              <w:jc w:val="left"/>
+            </w:pPr>
+            <w:r>
+              <w:rPr>
+                <w:sz w:val="17"/>
               </w:rPr>
               <w:t xml:space="preserve">Congelar código</w:t>
             </w:r>
@@ -1013,43 +1046,38 @@
           <w:p>
             <w:pPr>
               <w:pStyle w:val="Compact"/>
-              <w:spacing w:line="240" w:lineRule="auto" w:after="0"/>
-              <w:ind w:firstLine="0"/>
-              <w:jc w:val="left"/>
-            </w:pPr>
-            <w:r>
-              <w:rPr>
-                <w:rFonts w:ascii="Times New Roman" w:hAnsi="Times New Roman"/>
-                <w:sz w:val="18"/>
+              <w:spacing w:line="240" w:lineRule="auto" w:after="20"/>
+              <w:ind w:firstLine="0"/>
+              <w:jc w:val="left"/>
+            </w:pPr>
+            <w:r>
+              <w:rPr>
+                <w:sz w:val="17"/>
               </w:rPr>
               <w:t xml:space="preserve">registrar hash</w:t>
             </w:r>
             <w:r>
               <w:rPr>
-                <w:rFonts w:ascii="Times New Roman" w:hAnsi="Times New Roman"/>
-                <w:sz w:val="18"/>
+                <w:sz w:val="17"/>
               </w:rPr>
               <w:t xml:space="preserve"> </w:t>
             </w:r>
             <w:r>
               <w:rPr>
                 <w:rStyle w:val="VerbatimChar"/>
-                <w:rFonts w:ascii="Times New Roman" w:hAnsi="Times New Roman"/>
-                <w:sz w:val="18"/>
+                <w:sz w:val="17"/>
               </w:rPr>
               <w:t xml:space="preserve">git rev-parse HEAD</w:t>
             </w:r>
             <w:r>
               <w:rPr>
-                <w:rFonts w:ascii="Times New Roman" w:hAnsi="Times New Roman"/>
-                <w:sz w:val="18"/>
+                <w:sz w:val="17"/>
               </w:rPr>
               <w:t xml:space="preserve"> </w:t>
             </w:r>
             <w:r>
               <w:rPr>
-                <w:rFonts w:ascii="Times New Roman" w:hAnsi="Times New Roman"/>
-                <w:sz w:val="18"/>
+                <w:sz w:val="17"/>
               </w:rPr>
               <w:t xml:space="preserve">para API, Web, Móvil y Docs</w:t>
             </w:r>
@@ -1060,14 +1088,13 @@
           <w:p>
             <w:pPr>
               <w:pStyle w:val="Compact"/>
-              <w:spacing w:line="240" w:lineRule="auto" w:after="0"/>
-              <w:ind w:firstLine="0"/>
-              <w:jc w:val="left"/>
-            </w:pPr>
-            <w:r>
-              <w:rPr>
-                <w:rFonts w:ascii="Times New Roman" w:hAnsi="Times New Roman"/>
-                <w:sz w:val="18"/>
+              <w:spacing w:line="240" w:lineRule="auto" w:after="20"/>
+              <w:ind w:firstLine="0"/>
+              <w:jc w:val="left"/>
+            </w:pPr>
+            <w:r>
+              <w:rPr>
+                <w:sz w:val="17"/>
               </w:rPr>
               <w:t xml:space="preserve">revisión de dependencias y responsables</w:t>
             </w:r>
@@ -1080,14 +1107,13 @@
           <w:p>
             <w:pPr>
               <w:pStyle w:val="Compact"/>
-              <w:spacing w:line="240" w:lineRule="auto" w:after="0"/>
-              <w:ind w:firstLine="0"/>
-              <w:jc w:val="left"/>
-            </w:pPr>
-            <w:r>
-              <w:rPr>
-                <w:rFonts w:ascii="Times New Roman" w:hAnsi="Times New Roman"/>
-                <w:sz w:val="18"/>
+              <w:spacing w:line="240" w:lineRule="auto" w:after="20"/>
+              <w:ind w:firstLine="0"/>
+              <w:jc w:val="left"/>
+            </w:pPr>
+            <w:r>
+              <w:rPr>
+                <w:sz w:val="17"/>
               </w:rPr>
               <w:t xml:space="preserve">PRE-02</w:t>
             </w:r>
@@ -1098,14 +1124,13 @@
           <w:p>
             <w:pPr>
               <w:pStyle w:val="Compact"/>
-              <w:spacing w:line="240" w:lineRule="auto" w:after="0"/>
-              <w:ind w:firstLine="0"/>
-              <w:jc w:val="left"/>
-            </w:pPr>
-            <w:r>
-              <w:rPr>
-                <w:rFonts w:ascii="Times New Roman" w:hAnsi="Times New Roman"/>
-                <w:sz w:val="18"/>
+              <w:spacing w:line="240" w:lineRule="auto" w:after="20"/>
+              <w:ind w:firstLine="0"/>
+              <w:jc w:val="left"/>
+            </w:pPr>
+            <w:r>
+              <w:rPr>
+                <w:sz w:val="17"/>
               </w:rPr>
               <w:t xml:space="preserve">Revisión de secretos</w:t>
             </w:r>
@@ -1116,14 +1141,13 @@
           <w:p>
             <w:pPr>
               <w:pStyle w:val="Compact"/>
-              <w:spacing w:line="240" w:lineRule="auto" w:after="0"/>
-              <w:ind w:firstLine="0"/>
-              <w:jc w:val="left"/>
-            </w:pPr>
-            <w:r>
-              <w:rPr>
-                <w:rFonts w:ascii="Times New Roman" w:hAnsi="Times New Roman"/>
-                <w:sz w:val="18"/>
+              <w:spacing w:line="240" w:lineRule="auto" w:after="20"/>
+              <w:ind w:firstLine="0"/>
+              <w:jc w:val="left"/>
+            </w:pPr>
+            <w:r>
+              <w:rPr>
+                <w:sz w:val="17"/>
               </w:rPr>
               <w:t xml:space="preserve">inventariar nombres de variables en configuración y asegurar gestores</w:t>
             </w:r>
@@ -1134,14 +1158,13 @@
           <w:p>
             <w:pPr>
               <w:pStyle w:val="Compact"/>
-              <w:spacing w:line="240" w:lineRule="auto" w:after="0"/>
-              <w:ind w:firstLine="0"/>
-              <w:jc w:val="left"/>
-            </w:pPr>
-            <w:r>
-              <w:rPr>
-                <w:rFonts w:ascii="Times New Roman" w:hAnsi="Times New Roman"/>
-                <w:sz w:val="18"/>
+              <w:spacing w:line="240" w:lineRule="auto" w:after="20"/>
+              <w:ind w:firstLine="0"/>
+              <w:jc w:val="left"/>
+            </w:pPr>
+            <w:r>
+              <w:rPr>
+                <w:sz w:val="17"/>
               </w:rPr>
               <w:t xml:space="preserve">no guardar secretos en commit</w:t>
             </w:r>
@@ -1154,14 +1177,13 @@
           <w:p>
             <w:pPr>
               <w:pStyle w:val="Compact"/>
-              <w:spacing w:line="240" w:lineRule="auto" w:after="0"/>
-              <w:ind w:firstLine="0"/>
-              <w:jc w:val="left"/>
-            </w:pPr>
-            <w:r>
-              <w:rPr>
-                <w:rFonts w:ascii="Times New Roman" w:hAnsi="Times New Roman"/>
-                <w:sz w:val="18"/>
+              <w:spacing w:line="240" w:lineRule="auto" w:after="20"/>
+              <w:ind w:firstLine="0"/>
+              <w:jc w:val="left"/>
+            </w:pPr>
+            <w:r>
+              <w:rPr>
+                <w:sz w:val="17"/>
               </w:rPr>
               <w:t xml:space="preserve">PRE-03</w:t>
             </w:r>
@@ -1172,14 +1194,13 @@
           <w:p>
             <w:pPr>
               <w:pStyle w:val="Compact"/>
-              <w:spacing w:line="240" w:lineRule="auto" w:after="0"/>
-              <w:ind w:firstLine="0"/>
-              <w:jc w:val="left"/>
-            </w:pPr>
-            <w:r>
-              <w:rPr>
-                <w:rFonts w:ascii="Times New Roman" w:hAnsi="Times New Roman"/>
-                <w:sz w:val="18"/>
+              <w:spacing w:line="240" w:lineRule="auto" w:after="20"/>
+              <w:ind w:firstLine="0"/>
+              <w:jc w:val="left"/>
+            </w:pPr>
+            <w:r>
+              <w:rPr>
+                <w:sz w:val="17"/>
               </w:rPr>
               <w:t xml:space="preserve">Respaldo</w:t>
             </w:r>
@@ -1190,14 +1211,13 @@
           <w:p>
             <w:pPr>
               <w:pStyle w:val="Compact"/>
-              <w:spacing w:line="240" w:lineRule="auto" w:after="0"/>
-              <w:ind w:firstLine="0"/>
-              <w:jc w:val="left"/>
-            </w:pPr>
-            <w:r>
-              <w:rPr>
-                <w:rFonts w:ascii="Times New Roman" w:hAnsi="Times New Roman"/>
-                <w:sz w:val="18"/>
+              <w:spacing w:line="240" w:lineRule="auto" w:after="20"/>
+              <w:ind w:firstLine="0"/>
+              <w:jc w:val="left"/>
+            </w:pPr>
+            <w:r>
+              <w:rPr>
+                <w:sz w:val="17"/>
               </w:rPr>
               <w:t xml:space="preserve">generar y verificar copia de BD y archivos de prueba</w:t>
             </w:r>
@@ -1208,14 +1228,13 @@
           <w:p>
             <w:pPr>
               <w:pStyle w:val="Compact"/>
-              <w:spacing w:line="240" w:lineRule="auto" w:after="0"/>
-              <w:ind w:firstLine="0"/>
-              <w:jc w:val="left"/>
-            </w:pPr>
-            <w:r>
-              <w:rPr>
-                <w:rFonts w:ascii="Times New Roman" w:hAnsi="Times New Roman"/>
-                <w:sz w:val="18"/>
+              <w:spacing w:line="240" w:lineRule="auto" w:after="20"/>
+              <w:ind w:firstLine="0"/>
+              <w:jc w:val="left"/>
+            </w:pPr>
+            <w:r>
+              <w:rPr>
+                <w:sz w:val="17"/>
               </w:rPr>
               <w:t xml:space="preserve">prueba restauración aislada</w:t>
             </w:r>
@@ -1228,14 +1247,13 @@
           <w:p>
             <w:pPr>
               <w:pStyle w:val="Compact"/>
-              <w:spacing w:line="240" w:lineRule="auto" w:after="0"/>
-              <w:ind w:firstLine="0"/>
-              <w:jc w:val="left"/>
-            </w:pPr>
-            <w:r>
-              <w:rPr>
-                <w:rFonts w:ascii="Times New Roman" w:hAnsi="Times New Roman"/>
-                <w:sz w:val="18"/>
+              <w:spacing w:line="240" w:lineRule="auto" w:after="20"/>
+              <w:ind w:firstLine="0"/>
+              <w:jc w:val="left"/>
+            </w:pPr>
+            <w:r>
+              <w:rPr>
+                <w:sz w:val="17"/>
               </w:rPr>
               <w:t xml:space="preserve">PRE-04</w:t>
             </w:r>
@@ -1246,14 +1264,13 @@
           <w:p>
             <w:pPr>
               <w:pStyle w:val="Compact"/>
-              <w:spacing w:line="240" w:lineRule="auto" w:after="0"/>
-              <w:ind w:firstLine="0"/>
-              <w:jc w:val="left"/>
-            </w:pPr>
-            <w:r>
-              <w:rPr>
-                <w:rFonts w:ascii="Times New Roman" w:hAnsi="Times New Roman"/>
-                <w:sz w:val="18"/>
+              <w:spacing w:line="240" w:lineRule="auto" w:after="20"/>
+              <w:ind w:firstLine="0"/>
+              <w:jc w:val="left"/>
+            </w:pPr>
+            <w:r>
+              <w:rPr>
+                <w:sz w:val="17"/>
               </w:rPr>
               <w:t xml:space="preserve">Compilar y preparar</w:t>
             </w:r>
@@ -1264,14 +1281,13 @@
           <w:p>
             <w:pPr>
               <w:pStyle w:val="Compact"/>
-              <w:spacing w:line="240" w:lineRule="auto" w:after="0"/>
-              <w:ind w:firstLine="0"/>
-              <w:jc w:val="left"/>
-            </w:pPr>
-            <w:r>
-              <w:rPr>
-                <w:rFonts w:ascii="Times New Roman" w:hAnsi="Times New Roman"/>
-                <w:sz w:val="18"/>
+              <w:spacing w:line="240" w:lineRule="auto" w:after="20"/>
+              <w:ind w:firstLine="0"/>
+              <w:jc w:val="left"/>
+            </w:pPr>
+            <w:r>
+              <w:rPr>
+                <w:sz w:val="17"/>
               </w:rPr>
               <w:t xml:space="preserve">dotnet restore/build, npm ci/build, npm ci móvil</w:t>
             </w:r>
@@ -1282,14 +1298,13 @@
           <w:p>
             <w:pPr>
               <w:pStyle w:val="Compact"/>
-              <w:spacing w:line="240" w:lineRule="auto" w:after="0"/>
-              <w:ind w:firstLine="0"/>
-              <w:jc w:val="left"/>
-            </w:pPr>
-            <w:r>
-              <w:rPr>
-                <w:rFonts w:ascii="Times New Roman" w:hAnsi="Times New Roman"/>
-                <w:sz w:val="18"/>
+              <w:spacing w:line="240" w:lineRule="auto" w:after="20"/>
+              <w:ind w:firstLine="0"/>
+              <w:jc w:val="left"/>
+            </w:pPr>
+            <w:r>
+              <w:rPr>
+                <w:sz w:val="17"/>
               </w:rPr>
               <w:t xml:space="preserve">artefactos versionados por SHA</w:t>
             </w:r>
@@ -1302,14 +1317,13 @@
           <w:p>
             <w:pPr>
               <w:pStyle w:val="Compact"/>
-              <w:spacing w:line="240" w:lineRule="auto" w:after="0"/>
-              <w:ind w:firstLine="0"/>
-              <w:jc w:val="left"/>
-            </w:pPr>
-            <w:r>
-              <w:rPr>
-                <w:rFonts w:ascii="Times New Roman" w:hAnsi="Times New Roman"/>
-                <w:sz w:val="18"/>
+              <w:spacing w:line="240" w:lineRule="auto" w:after="20"/>
+              <w:ind w:firstLine="0"/>
+              <w:jc w:val="left"/>
+            </w:pPr>
+            <w:r>
+              <w:rPr>
+                <w:sz w:val="17"/>
               </w:rPr>
               <w:t xml:space="preserve">PRE-05</w:t>
             </w:r>
@@ -1320,14 +1334,13 @@
           <w:p>
             <w:pPr>
               <w:pStyle w:val="Compact"/>
-              <w:spacing w:line="240" w:lineRule="auto" w:after="0"/>
-              <w:ind w:firstLine="0"/>
-              <w:jc w:val="left"/>
-            </w:pPr>
-            <w:r>
-              <w:rPr>
-                <w:rFonts w:ascii="Times New Roman" w:hAnsi="Times New Roman"/>
-                <w:sz w:val="18"/>
+              <w:spacing w:line="240" w:lineRule="auto" w:after="20"/>
+              <w:ind w:firstLine="0"/>
+              <w:jc w:val="left"/>
+            </w:pPr>
+            <w:r>
+              <w:rPr>
+                <w:sz w:val="17"/>
               </w:rPr>
               <w:t xml:space="preserve">Migrar esquema</w:t>
             </w:r>
@@ -1338,14 +1351,13 @@
           <w:p>
             <w:pPr>
               <w:pStyle w:val="Compact"/>
-              <w:spacing w:line="240" w:lineRule="auto" w:after="0"/>
-              <w:ind w:firstLine="0"/>
-              <w:jc w:val="left"/>
-            </w:pPr>
-            <w:r>
-              <w:rPr>
-                <w:rFonts w:ascii="Times New Roman" w:hAnsi="Times New Roman"/>
-                <w:sz w:val="18"/>
+              <w:spacing w:line="240" w:lineRule="auto" w:after="20"/>
+              <w:ind w:firstLine="0"/>
+              <w:jc w:val="left"/>
+            </w:pPr>
+            <w:r>
+              <w:rPr>
+                <w:sz w:val="17"/>
               </w:rPr>
               <w:t xml:space="preserve">comparar SQL de migración y motor escogido</w:t>
             </w:r>
@@ -1356,14 +1368,13 @@
           <w:p>
             <w:pPr>
               <w:pStyle w:val="Compact"/>
-              <w:spacing w:line="240" w:lineRule="auto" w:after="0"/>
-              <w:ind w:firstLine="0"/>
-              <w:jc w:val="left"/>
-            </w:pPr>
-            <w:r>
-              <w:rPr>
-                <w:rFonts w:ascii="Times New Roman" w:hAnsi="Times New Roman"/>
-                <w:sz w:val="18"/>
+              <w:spacing w:line="240" w:lineRule="auto" w:after="20"/>
+              <w:ind w:firstLine="0"/>
+              <w:jc w:val="left"/>
+            </w:pPr>
+            <w:r>
+              <w:rPr>
+                <w:sz w:val="17"/>
               </w:rPr>
               <w:t xml:space="preserve">aplicación aprobada en staging</w:t>
             </w:r>
@@ -1376,14 +1387,13 @@
           <w:p>
             <w:pPr>
               <w:pStyle w:val="Compact"/>
-              <w:spacing w:line="240" w:lineRule="auto" w:after="0"/>
-              <w:ind w:firstLine="0"/>
-              <w:jc w:val="left"/>
-            </w:pPr>
-            <w:r>
-              <w:rPr>
-                <w:rFonts w:ascii="Times New Roman" w:hAnsi="Times New Roman"/>
-                <w:sz w:val="18"/>
+              <w:spacing w:line="240" w:lineRule="auto" w:after="20"/>
+              <w:ind w:firstLine="0"/>
+              <w:jc w:val="left"/>
+            </w:pPr>
+            <w:r>
+              <w:rPr>
+                <w:sz w:val="17"/>
               </w:rPr>
               <w:t xml:space="preserve">PRE-06</w:t>
             </w:r>
@@ -1394,14 +1404,13 @@
           <w:p>
             <w:pPr>
               <w:pStyle w:val="Compact"/>
-              <w:spacing w:line="240" w:lineRule="auto" w:after="0"/>
-              <w:ind w:firstLine="0"/>
-              <w:jc w:val="left"/>
-            </w:pPr>
-            <w:r>
-              <w:rPr>
-                <w:rFonts w:ascii="Times New Roman" w:hAnsi="Times New Roman"/>
-                <w:sz w:val="18"/>
+              <w:spacing w:line="240" w:lineRule="auto" w:after="20"/>
+              <w:ind w:firstLine="0"/>
+              <w:jc w:val="left"/>
+            </w:pPr>
+            <w:r>
+              <w:rPr>
+                <w:sz w:val="17"/>
               </w:rPr>
               <w:t xml:space="preserve">Habilitar API</w:t>
             </w:r>
@@ -1412,14 +1421,13 @@
           <w:p>
             <w:pPr>
               <w:pStyle w:val="Compact"/>
-              <w:spacing w:line="240" w:lineRule="auto" w:after="0"/>
-              <w:ind w:firstLine="0"/>
-              <w:jc w:val="left"/>
-            </w:pPr>
-            <w:r>
-              <w:rPr>
-                <w:rFonts w:ascii="Times New Roman" w:hAnsi="Times New Roman"/>
-                <w:sz w:val="18"/>
+              <w:spacing w:line="240" w:lineRule="auto" w:after="20"/>
+              <w:ind w:firstLine="0"/>
+              <w:jc w:val="left"/>
+            </w:pPr>
+            <w:r>
+              <w:rPr>
+                <w:sz w:val="17"/>
               </w:rPr>
               <w:t xml:space="preserve">ejecutar en entorno con proxy TLS y CORS explícito</w:t>
             </w:r>
@@ -1430,14 +1438,13 @@
           <w:p>
             <w:pPr>
               <w:pStyle w:val="Compact"/>
-              <w:spacing w:line="240" w:lineRule="auto" w:after="0"/>
-              <w:ind w:firstLine="0"/>
-              <w:jc w:val="left"/>
-            </w:pPr>
-            <w:r>
-              <w:rPr>
-                <w:rFonts w:ascii="Times New Roman" w:hAnsi="Times New Roman"/>
-                <w:sz w:val="18"/>
+              <w:spacing w:line="240" w:lineRule="auto" w:after="20"/>
+              <w:ind w:firstLine="0"/>
+              <w:jc w:val="left"/>
+            </w:pPr>
+            <w:r>
+              <w:rPr>
+                <w:sz w:val="17"/>
               </w:rPr>
               <w:t xml:space="preserve">Swagger protegido según ambiente</w:t>
             </w:r>
@@ -1450,14 +1457,13 @@
           <w:p>
             <w:pPr>
               <w:pStyle w:val="Compact"/>
-              <w:spacing w:line="240" w:lineRule="auto" w:after="0"/>
-              <w:ind w:firstLine="0"/>
-              <w:jc w:val="left"/>
-            </w:pPr>
-            <w:r>
-              <w:rPr>
-                <w:rFonts w:ascii="Times New Roman" w:hAnsi="Times New Roman"/>
-                <w:sz w:val="18"/>
+              <w:spacing w:line="240" w:lineRule="auto" w:after="20"/>
+              <w:ind w:firstLine="0"/>
+              <w:jc w:val="left"/>
+            </w:pPr>
+            <w:r>
+              <w:rPr>
+                <w:sz w:val="17"/>
               </w:rPr>
               <w:t xml:space="preserve">PRE-07</w:t>
             </w:r>
@@ -1468,14 +1474,13 @@
           <w:p>
             <w:pPr>
               <w:pStyle w:val="Compact"/>
-              <w:spacing w:line="240" w:lineRule="auto" w:after="0"/>
-              <w:ind w:firstLine="0"/>
-              <w:jc w:val="left"/>
-            </w:pPr>
-            <w:r>
-              <w:rPr>
-                <w:rFonts w:ascii="Times New Roman" w:hAnsi="Times New Roman"/>
-                <w:sz w:val="18"/>
+              <w:spacing w:line="240" w:lineRule="auto" w:after="20"/>
+              <w:ind w:firstLine="0"/>
+              <w:jc w:val="left"/>
+            </w:pPr>
+            <w:r>
+              <w:rPr>
+                <w:sz w:val="17"/>
               </w:rPr>
               <w:t xml:space="preserve">Publicar web</w:t>
             </w:r>
@@ -1486,14 +1491,13 @@
           <w:p>
             <w:pPr>
               <w:pStyle w:val="Compact"/>
-              <w:spacing w:line="240" w:lineRule="auto" w:after="0"/>
-              <w:ind w:firstLine="0"/>
-              <w:jc w:val="left"/>
-            </w:pPr>
-            <w:r>
-              <w:rPr>
-                <w:rFonts w:ascii="Times New Roman" w:hAnsi="Times New Roman"/>
-                <w:sz w:val="18"/>
+              <w:spacing w:line="240" w:lineRule="auto" w:after="20"/>
+              <w:ind w:firstLine="0"/>
+              <w:jc w:val="left"/>
+            </w:pPr>
+            <w:r>
+              <w:rPr>
+                <w:sz w:val="17"/>
               </w:rPr>
               <w:t xml:space="preserve">build Next.js y configuración de endpoint API</w:t>
             </w:r>
@@ -1504,14 +1508,13 @@
           <w:p>
             <w:pPr>
               <w:pStyle w:val="Compact"/>
-              <w:spacing w:line="240" w:lineRule="auto" w:after="0"/>
-              <w:ind w:firstLine="0"/>
-              <w:jc w:val="left"/>
-            </w:pPr>
-            <w:r>
-              <w:rPr>
-                <w:rFonts w:ascii="Times New Roman" w:hAnsi="Times New Roman"/>
-                <w:sz w:val="18"/>
+              <w:spacing w:line="240" w:lineRule="auto" w:after="20"/>
+              <w:ind w:firstLine="0"/>
+              <w:jc w:val="left"/>
+            </w:pPr>
+            <w:r>
+              <w:rPr>
+                <w:sz w:val="17"/>
               </w:rPr>
               <w:t xml:space="preserve">pruebas auth, catálogo y pedido</w:t>
             </w:r>
@@ -1524,14 +1527,13 @@
           <w:p>
             <w:pPr>
               <w:pStyle w:val="Compact"/>
-              <w:spacing w:line="240" w:lineRule="auto" w:after="0"/>
-              <w:ind w:firstLine="0"/>
-              <w:jc w:val="left"/>
-            </w:pPr>
-            <w:r>
-              <w:rPr>
-                <w:rFonts w:ascii="Times New Roman" w:hAnsi="Times New Roman"/>
-                <w:sz w:val="18"/>
+              <w:spacing w:line="240" w:lineRule="auto" w:after="20"/>
+              <w:ind w:firstLine="0"/>
+              <w:jc w:val="left"/>
+            </w:pPr>
+            <w:r>
+              <w:rPr>
+                <w:sz w:val="17"/>
               </w:rPr>
               <w:t xml:space="preserve">PRE-08</w:t>
             </w:r>
@@ -1542,14 +1544,13 @@
           <w:p>
             <w:pPr>
               <w:pStyle w:val="Compact"/>
-              <w:spacing w:line="240" w:lineRule="auto" w:after="0"/>
-              <w:ind w:firstLine="0"/>
-              <w:jc w:val="left"/>
-            </w:pPr>
-            <w:r>
-              <w:rPr>
-                <w:rFonts w:ascii="Times New Roman" w:hAnsi="Times New Roman"/>
-                <w:sz w:val="18"/>
+              <w:spacing w:line="240" w:lineRule="auto" w:after="20"/>
+              <w:ind w:firstLine="0"/>
+              <w:jc w:val="left"/>
+            </w:pPr>
+            <w:r>
+              <w:rPr>
+                <w:sz w:val="17"/>
               </w:rPr>
               <w:t xml:space="preserve">Empaquetar móvil</w:t>
             </w:r>
@@ -1560,14 +1561,13 @@
           <w:p>
             <w:pPr>
               <w:pStyle w:val="Compact"/>
-              <w:spacing w:line="240" w:lineRule="auto" w:after="0"/>
-              <w:ind w:firstLine="0"/>
-              <w:jc w:val="left"/>
-            </w:pPr>
-            <w:r>
-              <w:rPr>
-                <w:rFonts w:ascii="Times New Roman" w:hAnsi="Times New Roman"/>
-                <w:sz w:val="18"/>
+              <w:spacing w:line="240" w:lineRule="auto" w:after="20"/>
+              <w:ind w:firstLine="0"/>
+              <w:jc w:val="left"/>
+            </w:pPr>
+            <w:r>
+              <w:rPr>
+                <w:sz w:val="17"/>
               </w:rPr>
               <w:t xml:space="preserve">seguir flujo Expo EAS/versiones correctas</w:t>
             </w:r>
@@ -1578,14 +1578,13 @@
           <w:p>
             <w:pPr>
               <w:pStyle w:val="Compact"/>
-              <w:spacing w:line="240" w:lineRule="auto" w:after="0"/>
-              <w:ind w:firstLine="0"/>
-              <w:jc w:val="left"/>
-            </w:pPr>
-            <w:r>
-              <w:rPr>
-                <w:rFonts w:ascii="Times New Roman" w:hAnsi="Times New Roman"/>
-                <w:sz w:val="18"/>
+              <w:spacing w:line="240" w:lineRule="auto" w:after="20"/>
+              <w:ind w:firstLine="0"/>
+              <w:jc w:val="left"/>
+            </w:pPr>
+            <w:r>
+              <w:rPr>
+                <w:sz w:val="17"/>
               </w:rPr>
               <w:t xml:space="preserve">smoke Android/iOS aplicables</w:t>
             </w:r>
@@ -1598,14 +1597,13 @@
           <w:p>
             <w:pPr>
               <w:pStyle w:val="Compact"/>
-              <w:spacing w:line="240" w:lineRule="auto" w:after="0"/>
-              <w:ind w:firstLine="0"/>
-              <w:jc w:val="left"/>
-            </w:pPr>
-            <w:r>
-              <w:rPr>
-                <w:rFonts w:ascii="Times New Roman" w:hAnsi="Times New Roman"/>
-                <w:sz w:val="18"/>
+              <w:spacing w:line="240" w:lineRule="auto" w:after="20"/>
+              <w:ind w:firstLine="0"/>
+              <w:jc w:val="left"/>
+            </w:pPr>
+            <w:r>
+              <w:rPr>
+                <w:sz w:val="17"/>
               </w:rPr>
               <w:t xml:space="preserve">PRE-09</w:t>
             </w:r>
@@ -1616,14 +1614,13 @@
           <w:p>
             <w:pPr>
               <w:pStyle w:val="Compact"/>
-              <w:spacing w:line="240" w:lineRule="auto" w:after="0"/>
-              <w:ind w:firstLine="0"/>
-              <w:jc w:val="left"/>
-            </w:pPr>
-            <w:r>
-              <w:rPr>
-                <w:rFonts w:ascii="Times New Roman" w:hAnsi="Times New Roman"/>
-                <w:sz w:val="18"/>
+              <w:spacing w:line="240" w:lineRule="auto" w:after="20"/>
+              <w:ind w:firstLine="0"/>
+              <w:jc w:val="left"/>
+            </w:pPr>
+            <w:r>
+              <w:rPr>
+                <w:sz w:val="17"/>
               </w:rPr>
               <w:t xml:space="preserve">Validar pasarela</w:t>
             </w:r>
@@ -1634,14 +1631,13 @@
           <w:p>
             <w:pPr>
               <w:pStyle w:val="Compact"/>
-              <w:spacing w:line="240" w:lineRule="auto" w:after="0"/>
-              <w:ind w:firstLine="0"/>
-              <w:jc w:val="left"/>
-            </w:pPr>
-            <w:r>
-              <w:rPr>
-                <w:rFonts w:ascii="Times New Roman" w:hAnsi="Times New Roman"/>
-                <w:sz w:val="18"/>
+              <w:spacing w:line="240" w:lineRule="auto" w:after="20"/>
+              <w:ind w:firstLine="0"/>
+              <w:jc w:val="left"/>
+            </w:pPr>
+            <w:r>
+              <w:rPr>
+                <w:sz w:val="17"/>
               </w:rPr>
               <w:t xml:space="preserve">pruebas Wompi sandbox firmadas y duplicados</w:t>
             </w:r>
@@ -1652,14 +1648,13 @@
           <w:p>
             <w:pPr>
               <w:pStyle w:val="Compact"/>
-              <w:spacing w:line="240" w:lineRule="auto" w:after="0"/>
-              <w:ind w:firstLine="0"/>
-              <w:jc w:val="left"/>
-            </w:pPr>
-            <w:r>
-              <w:rPr>
-                <w:rFonts w:ascii="Times New Roman" w:hAnsi="Times New Roman"/>
-                <w:sz w:val="18"/>
+              <w:spacing w:line="240" w:lineRule="auto" w:after="20"/>
+              <w:ind w:firstLine="0"/>
+              <w:jc w:val="left"/>
+            </w:pPr>
+            <w:r>
+              <w:rPr>
+                <w:sz w:val="17"/>
               </w:rPr>
               <w:t xml:space="preserve">transacción consistente</w:t>
             </w:r>
@@ -1672,14 +1667,13 @@
           <w:p>
             <w:pPr>
               <w:pStyle w:val="Compact"/>
-              <w:spacing w:line="240" w:lineRule="auto" w:after="0"/>
-              <w:ind w:firstLine="0"/>
-              <w:jc w:val="left"/>
-            </w:pPr>
-            <w:r>
-              <w:rPr>
-                <w:rFonts w:ascii="Times New Roman" w:hAnsi="Times New Roman"/>
-                <w:sz w:val="18"/>
+              <w:spacing w:line="240" w:lineRule="auto" w:after="20"/>
+              <w:ind w:firstLine="0"/>
+              <w:jc w:val="left"/>
+            </w:pPr>
+            <w:r>
+              <w:rPr>
+                <w:sz w:val="17"/>
               </w:rPr>
               <w:t xml:space="preserve">PRE-10</w:t>
             </w:r>
@@ -1690,14 +1684,13 @@
           <w:p>
             <w:pPr>
               <w:pStyle w:val="Compact"/>
-              <w:spacing w:line="240" w:lineRule="auto" w:after="0"/>
-              <w:ind w:firstLine="0"/>
-              <w:jc w:val="left"/>
-            </w:pPr>
-            <w:r>
-              <w:rPr>
-                <w:rFonts w:ascii="Times New Roman" w:hAnsi="Times New Roman"/>
-                <w:sz w:val="18"/>
+              <w:spacing w:line="240" w:lineRule="auto" w:after="20"/>
+              <w:ind w:firstLine="0"/>
+              <w:jc w:val="left"/>
+            </w:pPr>
+            <w:r>
+              <w:rPr>
+                <w:sz w:val="17"/>
               </w:rPr>
               <w:t xml:space="preserve">Aprobación/reversión</w:t>
             </w:r>
@@ -1708,14 +1701,13 @@
           <w:p>
             <w:pPr>
               <w:pStyle w:val="Compact"/>
-              <w:spacing w:line="240" w:lineRule="auto" w:after="0"/>
-              <w:ind w:firstLine="0"/>
-              <w:jc w:val="left"/>
-            </w:pPr>
-            <w:r>
-              <w:rPr>
-                <w:rFonts w:ascii="Times New Roman" w:hAnsi="Times New Roman"/>
-                <w:sz w:val="18"/>
+              <w:spacing w:line="240" w:lineRule="auto" w:after="20"/>
+              <w:ind w:firstLine="0"/>
+              <w:jc w:val="left"/>
+            </w:pPr>
+            <w:r>
+              <w:rPr>
+                <w:sz w:val="17"/>
               </w:rPr>
               <w:t xml:space="preserve">firmar resultados, monitorizar y guardar rollback</w:t>
             </w:r>
@@ -1726,14 +1718,13 @@
           <w:p>
             <w:pPr>
               <w:pStyle w:val="Compact"/>
-              <w:spacing w:line="240" w:lineRule="auto" w:after="0"/>
-              <w:ind w:firstLine="0"/>
-              <w:jc w:val="left"/>
-            </w:pPr>
-            <w:r>
-              <w:rPr>
-                <w:rFonts w:ascii="Times New Roman" w:hAnsi="Times New Roman"/>
-                <w:sz w:val="18"/>
+              <w:spacing w:line="240" w:lineRule="auto" w:after="20"/>
+              <w:ind w:firstLine="0"/>
+              <w:jc w:val="left"/>
+            </w:pPr>
+            <w:r>
+              <w:rPr>
+                <w:sz w:val="17"/>
               </w:rPr>
               <w:t xml:space="preserve">responsable habilita release</w:t>
             </w:r>
@@ -1747,20 +1738,16 @@
       <w:pPr>
         <w:pStyle w:val="Heading2"/>
         <w:keepNext/>
-        <w:ind w:firstLine="0"/>
-      </w:pPr>
-      <w:r>
-        <w:rPr>
-          <w:color w:val="000000"/>
-        </w:rPr>
+        <w:spacing w:line="264" w:lineRule="auto"/>
+      </w:pPr>
+      <w:r>
         <w:t xml:space="preserve">8. Integración y consistencia entre repositorios</w:t>
       </w:r>
     </w:p>
     <w:p>
       <w:pPr>
         <w:pStyle w:val="FirstParagraph"/>
-        <w:spacing w:line="480" w:lineRule="auto" w:after="0"/>
-        <w:ind w:firstLine="720"/>
+        <w:spacing w:line="396" w:lineRule="auto" w:after="100"/>
       </w:pPr>
       <w:r>
         <w:t xml:space="preserve">Se recomienda mantener una matriz con commit SHA de los cuatro repositorios, versión funcional de API, variables por entorno, compatibilidad de la app móvil y cambios del esquema. Los cambios de DTO que afectan pedidos/pagos deben anunciarse en el mismo ciclo a web y móvil. El repositorio Docs recibe los diagramas, contratos, guías y resultados de QA asociados a esas revisiones.</w:t>
@@ -1769,8 +1756,7 @@
     <w:p>
       <w:pPr>
         <w:pStyle w:val="BodyText"/>
-        <w:spacing w:line="480" w:lineRule="auto" w:after="0"/>
-        <w:ind w:firstLine="720"/>
+        <w:spacing w:line="396" w:lineRule="auto" w:after="100"/>
       </w:pPr>
       <w:r>
         <w:rPr>
@@ -1816,20 +1802,16 @@
       <w:pPr>
         <w:pStyle w:val="Heading2"/>
         <w:keepNext/>
-        <w:ind w:firstLine="0"/>
-      </w:pPr>
-      <w:r>
-        <w:rPr>
-          <w:color w:val="000000"/>
-        </w:rPr>
+        <w:spacing w:line="264" w:lineRule="auto"/>
+      </w:pPr>
+      <w:r>
         <w:t xml:space="preserve">9. Validaciones post-despliegue y reversión</w:t>
       </w:r>
     </w:p>
     <w:p>
       <w:pPr>
         <w:pStyle w:val="FirstParagraph"/>
-        <w:spacing w:line="480" w:lineRule="auto" w:after="0"/>
-        <w:ind w:firstLine="720"/>
+        <w:spacing w:line="396" w:lineRule="auto" w:after="100"/>
       </w:pPr>
       <w:r>
         <w:rPr>
@@ -1848,8 +1830,7 @@
     <w:p>
       <w:pPr>
         <w:pStyle w:val="BodyText"/>
-        <w:spacing w:line="480" w:lineRule="auto" w:after="0"/>
-        <w:ind w:firstLine="720"/>
+        <w:spacing w:line="396" w:lineRule="auto" w:after="100"/>
       </w:pPr>
       <w:r>
         <w:rPr>
@@ -1868,8 +1849,7 @@
     <w:p>
       <w:pPr>
         <w:pStyle w:val="BodyText"/>
-        <w:spacing w:line="480" w:lineRule="auto" w:after="0"/>
-        <w:ind w:firstLine="720"/>
+        <w:spacing w:line="396" w:lineRule="auto" w:after="100"/>
       </w:pPr>
       <w:r>
         <w:rPr>
@@ -1906,20 +1886,16 @@
       <w:pPr>
         <w:pStyle w:val="Heading2"/>
         <w:keepNext/>
-        <w:ind w:firstLine="0"/>
-      </w:pPr>
-      <w:r>
-        <w:rPr>
-          <w:color w:val="000000"/>
-        </w:rPr>
+        <w:spacing w:line="264" w:lineRule="auto"/>
+      </w:pPr>
+      <w:r>
         <w:t xml:space="preserve">10. Plan de preparación de ambientes</w:t>
       </w:r>
     </w:p>
     <w:p>
       <w:pPr>
         <w:pStyle w:val="FirstParagraph"/>
-        <w:spacing w:line="480" w:lineRule="auto" w:after="0"/>
-        <w:ind w:firstLine="720"/>
+        <w:spacing w:line="396" w:lineRule="auto" w:after="100"/>
       </w:pPr>
       <w:r>
         <w:t xml:space="preserve">El entorno local es apropiado para implementar y depurar, pero no permite concluir disponibilidad productiva. Se propone definir tres ambientes claramente separados: desarrollo con datos sintéticos, integración/staging con configuración parecida a producción y producción con secretos y datos reales. Cada ambiente debe tener su propia base de datos, pasarela de pagos y políticas de correo; se prohíbe usar credenciales de producción para pruebas repetibles.</w:t>
@@ -1928,8 +1904,7 @@
     <w:p>
       <w:pPr>
         <w:pStyle w:val="BodyText"/>
-        <w:spacing w:line="480" w:lineRule="auto" w:after="0"/>
-        <w:ind w:firstLine="720"/>
+        <w:spacing w:line="396" w:lineRule="auto" w:after="100"/>
       </w:pPr>
       <w:r>
         <w:rPr>
@@ -1951,20 +1926,16 @@
       <w:pPr>
         <w:pStyle w:val="Heading2"/>
         <w:keepNext/>
-        <w:ind w:firstLine="0"/>
-      </w:pPr>
-      <w:r>
-        <w:rPr>
-          <w:color w:val="000000"/>
-        </w:rPr>
+        <w:spacing w:line="264" w:lineRule="auto"/>
+      </w:pPr>
+      <w:r>
         <w:t xml:space="preserve">11. Control de migraciones y persistencia</w:t>
       </w:r>
     </w:p>
     <w:p>
       <w:pPr>
         <w:pStyle w:val="FirstParagraph"/>
-        <w:spacing w:line="480" w:lineRule="auto" w:after="0"/>
-        <w:ind w:firstLine="720"/>
+        <w:spacing w:line="396" w:lineRule="auto" w:after="100"/>
       </w:pPr>
       <w:r>
         <w:t xml:space="preserve">El código de</w:t>
@@ -2003,8 +1974,7 @@
     <w:p>
       <w:pPr>
         <w:pStyle w:val="BodyText"/>
-        <w:spacing w:line="480" w:lineRule="auto" w:after="0"/>
-        <w:ind w:firstLine="720"/>
+        <w:spacing w:line="396" w:lineRule="auto" w:after="100"/>
       </w:pPr>
       <w:r>
         <w:rPr>
@@ -2080,12 +2050,9 @@
       <w:pPr>
         <w:pStyle w:val="Heading2"/>
         <w:keepNext/>
-        <w:ind w:firstLine="0"/>
-      </w:pPr>
-      <w:r>
-        <w:rPr>
-          <w:color w:val="000000"/>
-        </w:rPr>
+        <w:spacing w:line="264" w:lineRule="auto"/>
+      </w:pPr>
+      <w:r>
         <w:t xml:space="preserve">12. Liberación de backend</w:t>
       </w:r>
     </w:p>
@@ -2096,6 +2063,7 @@
           <w:ilvl w:val="0"/>
           <w:numId w:val="1002"/>
         </w:numPr>
+        <w:spacing w:line="396" w:lineRule="auto" w:after="100"/>
       </w:pPr>
       <w:r>
         <w:t xml:space="preserve">Obtener HEAD exacto y comprobar ausencia de cambios locales inadvertidos. 2. Validar restauración y compilación</w:t>
@@ -2131,20 +2099,16 @@
       <w:pPr>
         <w:pStyle w:val="Heading2"/>
         <w:keepNext/>
-        <w:ind w:firstLine="0"/>
-      </w:pPr>
-      <w:r>
-        <w:rPr>
-          <w:color w:val="000000"/>
-        </w:rPr>
+        <w:spacing w:line="264" w:lineRule="auto"/>
+      </w:pPr>
+      <w:r>
         <w:t xml:space="preserve">13. Liberación web y móvil</w:t>
       </w:r>
     </w:p>
     <w:p>
       <w:pPr>
         <w:pStyle w:val="FirstParagraph"/>
-        <w:spacing w:line="480" w:lineRule="auto" w:after="0"/>
-        <w:ind w:firstLine="720"/>
+        <w:spacing w:line="396" w:lineRule="auto" w:after="100"/>
       </w:pPr>
       <w:r>
         <w:rPr>
@@ -2283,8 +2247,7 @@
     <w:p>
       <w:pPr>
         <w:pStyle w:val="BodyText"/>
-        <w:spacing w:line="480" w:lineRule="auto" w:after="0"/>
-        <w:ind w:firstLine="720"/>
+        <w:spacing w:line="396" w:lineRule="auto" w:after="100"/>
       </w:pPr>
       <w:r>
         <w:rPr>
@@ -2318,12 +2281,9 @@
       <w:pPr>
         <w:pStyle w:val="Heading2"/>
         <w:keepNext/>
-        <w:ind w:firstLine="0"/>
-      </w:pPr>
-      <w:r>
-        <w:rPr>
-          <w:color w:val="000000"/>
-        </w:rPr>
+        <w:spacing w:line="264" w:lineRule="auto"/>
+      </w:pPr>
+      <w:r>
         <w:t xml:space="preserve">14. Procedimiento operativo detallado de comprobación</w:t>
       </w:r>
     </w:p>
@@ -2332,7 +2292,7 @@
         <w:tblStyle w:val="Table"/>
         <w:tblW w:type="pct" w:w="5000"/>
         <w:jc w:val="left"/>
-        <w:tblLayout w:type="fixed"/>
+        <w:tblLayout w:type="autofit"/>
         <w:tblLook w:firstRow="1" w:lastRow="0" w:firstColumn="0" w:lastColumn="0" w:noHBand="0" w:noVBand="0" w:val="0020"/>
       </w:tblPr>
       <w:tblGrid>
@@ -2351,14 +2311,14 @@
           <w:p>
             <w:pPr>
               <w:pStyle w:val="Compact"/>
-              <w:spacing w:line="240" w:lineRule="auto" w:after="0"/>
-              <w:ind w:firstLine="0"/>
-              <w:jc w:val="left"/>
-            </w:pPr>
-            <w:r>
-              <w:rPr>
-                <w:rFonts w:ascii="Times New Roman" w:hAnsi="Times New Roman"/>
-                <w:sz w:val="18"/>
+              <w:spacing w:line="240" w:lineRule="auto" w:after="20"/>
+              <w:ind w:firstLine="0"/>
+              <w:jc w:val="left"/>
+            </w:pPr>
+            <w:r>
+              <w:rPr>
+                <w:b/>
+                <w:sz w:val="17"/>
               </w:rPr>
               <w:t xml:space="preserve">Etapa</w:t>
             </w:r>
@@ -2369,14 +2329,14 @@
           <w:p>
             <w:pPr>
               <w:pStyle w:val="Compact"/>
-              <w:spacing w:line="240" w:lineRule="auto" w:after="0"/>
-              <w:ind w:firstLine="0"/>
-              <w:jc w:val="left"/>
-            </w:pPr>
-            <w:r>
-              <w:rPr>
-                <w:rFonts w:ascii="Times New Roman" w:hAnsi="Times New Roman"/>
-                <w:sz w:val="18"/>
+              <w:spacing w:line="240" w:lineRule="auto" w:after="20"/>
+              <w:ind w:firstLine="0"/>
+              <w:jc w:val="left"/>
+            </w:pPr>
+            <w:r>
+              <w:rPr>
+                <w:b/>
+                <w:sz w:val="17"/>
               </w:rPr>
               <w:t xml:space="preserve">Acción / entrada</w:t>
             </w:r>
@@ -2387,14 +2347,14 @@
           <w:p>
             <w:pPr>
               <w:pStyle w:val="Compact"/>
-              <w:spacing w:line="240" w:lineRule="auto" w:after="0"/>
-              <w:ind w:firstLine="0"/>
-              <w:jc w:val="left"/>
-            </w:pPr>
-            <w:r>
-              <w:rPr>
-                <w:rFonts w:ascii="Times New Roman" w:hAnsi="Times New Roman"/>
-                <w:sz w:val="18"/>
+              <w:spacing w:line="240" w:lineRule="auto" w:after="20"/>
+              <w:ind w:firstLine="0"/>
+              <w:jc w:val="left"/>
+            </w:pPr>
+            <w:r>
+              <w:rPr>
+                <w:b/>
+                <w:sz w:val="17"/>
               </w:rPr>
               <w:t xml:space="preserve">Evidencia obligatoria</w:t>
             </w:r>
@@ -2405,14 +2365,14 @@
           <w:p>
             <w:pPr>
               <w:pStyle w:val="Compact"/>
-              <w:spacing w:line="240" w:lineRule="auto" w:after="0"/>
-              <w:ind w:firstLine="0"/>
-              <w:jc w:val="left"/>
-            </w:pPr>
-            <w:r>
-              <w:rPr>
-                <w:rFonts w:ascii="Times New Roman" w:hAnsi="Times New Roman"/>
-                <w:sz w:val="18"/>
+              <w:spacing w:line="240" w:lineRule="auto" w:after="20"/>
+              <w:ind w:firstLine="0"/>
+              <w:jc w:val="left"/>
+            </w:pPr>
+            <w:r>
+              <w:rPr>
+                <w:b/>
+                <w:sz w:val="17"/>
               </w:rPr>
               <w:t xml:space="preserve">Si falla</w:t>
             </w:r>
@@ -2425,14 +2385,13 @@
           <w:p>
             <w:pPr>
               <w:pStyle w:val="Compact"/>
-              <w:spacing w:line="240" w:lineRule="auto" w:after="0"/>
-              <w:ind w:firstLine="0"/>
-              <w:jc w:val="left"/>
-            </w:pPr>
-            <w:r>
-              <w:rPr>
-                <w:rFonts w:ascii="Times New Roman" w:hAnsi="Times New Roman"/>
-                <w:sz w:val="18"/>
+              <w:spacing w:line="240" w:lineRule="auto" w:after="20"/>
+              <w:ind w:firstLine="0"/>
+              <w:jc w:val="left"/>
+            </w:pPr>
+            <w:r>
+              <w:rPr>
+                <w:sz w:val="17"/>
               </w:rPr>
               <w:t xml:space="preserve">Identidad</w:t>
             </w:r>
@@ -2443,14 +2402,13 @@
           <w:p>
             <w:pPr>
               <w:pStyle w:val="Compact"/>
-              <w:spacing w:line="240" w:lineRule="auto" w:after="0"/>
-              <w:ind w:firstLine="0"/>
-              <w:jc w:val="left"/>
-            </w:pPr>
-            <w:r>
-              <w:rPr>
-                <w:rFonts w:ascii="Times New Roman" w:hAnsi="Times New Roman"/>
-                <w:sz w:val="18"/>
+              <w:spacing w:line="240" w:lineRule="auto" w:after="20"/>
+              <w:ind w:firstLine="0"/>
+              <w:jc w:val="left"/>
+            </w:pPr>
+            <w:r>
+              <w:rPr>
+                <w:sz w:val="17"/>
               </w:rPr>
               <w:t xml:space="preserve">Login y renovación de sesión con usuario sintético</w:t>
             </w:r>
@@ -2461,14 +2419,13 @@
           <w:p>
             <w:pPr>
               <w:pStyle w:val="Compact"/>
-              <w:spacing w:line="240" w:lineRule="auto" w:after="0"/>
-              <w:ind w:firstLine="0"/>
-              <w:jc w:val="left"/>
-            </w:pPr>
-            <w:r>
-              <w:rPr>
-                <w:rFonts w:ascii="Times New Roman" w:hAnsi="Times New Roman"/>
-                <w:sz w:val="18"/>
+              <w:spacing w:line="240" w:lineRule="auto" w:after="20"/>
+              <w:ind w:firstLine="0"/>
+              <w:jc w:val="left"/>
+            </w:pPr>
+            <w:r>
+              <w:rPr>
+                <w:sz w:val="17"/>
               </w:rPr>
               <w:t xml:space="preserve">HTTP, rol y expiración</w:t>
             </w:r>
@@ -2479,14 +2436,13 @@
           <w:p>
             <w:pPr>
               <w:pStyle w:val="Compact"/>
-              <w:spacing w:line="240" w:lineRule="auto" w:after="0"/>
-              <w:ind w:firstLine="0"/>
-              <w:jc w:val="left"/>
-            </w:pPr>
-            <w:r>
-              <w:rPr>
-                <w:rFonts w:ascii="Times New Roman" w:hAnsi="Times New Roman"/>
-                <w:sz w:val="18"/>
+              <w:spacing w:line="240" w:lineRule="auto" w:after="20"/>
+              <w:ind w:firstLine="0"/>
+              <w:jc w:val="left"/>
+            </w:pPr>
+            <w:r>
+              <w:rPr>
+                <w:sz w:val="17"/>
               </w:rPr>
               <w:t xml:space="preserve">Revisar JWT/horario</w:t>
             </w:r>
@@ -2499,14 +2455,13 @@
           <w:p>
             <w:pPr>
               <w:pStyle w:val="Compact"/>
-              <w:spacing w:line="240" w:lineRule="auto" w:after="0"/>
-              <w:ind w:firstLine="0"/>
-              <w:jc w:val="left"/>
-            </w:pPr>
-            <w:r>
-              <w:rPr>
-                <w:rFonts w:ascii="Times New Roman" w:hAnsi="Times New Roman"/>
-                <w:sz w:val="18"/>
+              <w:spacing w:line="240" w:lineRule="auto" w:after="20"/>
+              <w:ind w:firstLine="0"/>
+              <w:jc w:val="left"/>
+            </w:pPr>
+            <w:r>
+              <w:rPr>
+                <w:sz w:val="17"/>
               </w:rPr>
               <w:t xml:space="preserve">Catálogo</w:t>
             </w:r>
@@ -2517,14 +2472,13 @@
           <w:p>
             <w:pPr>
               <w:pStyle w:val="Compact"/>
-              <w:spacing w:line="240" w:lineRule="auto" w:after="0"/>
-              <w:ind w:firstLine="0"/>
-              <w:jc w:val="left"/>
-            </w:pPr>
-            <w:r>
-              <w:rPr>
-                <w:rFonts w:ascii="Times New Roman" w:hAnsi="Times New Roman"/>
-                <w:sz w:val="18"/>
+              <w:spacing w:line="240" w:lineRule="auto" w:after="20"/>
+              <w:ind w:firstLine="0"/>
+              <w:jc w:val="left"/>
+            </w:pPr>
+            <w:r>
+              <w:rPr>
+                <w:sz w:val="17"/>
               </w:rPr>
               <w:t xml:space="preserve">GET Products con sedes A/B</w:t>
             </w:r>
@@ -2535,14 +2489,13 @@
           <w:p>
             <w:pPr>
               <w:pStyle w:val="Compact"/>
-              <w:spacing w:line="240" w:lineRule="auto" w:after="0"/>
-              <w:ind w:firstLine="0"/>
-              <w:jc w:val="left"/>
-            </w:pPr>
-            <w:r>
-              <w:rPr>
-                <w:rFonts w:ascii="Times New Roman" w:hAnsi="Times New Roman"/>
-                <w:sz w:val="18"/>
+              <w:spacing w:line="240" w:lineRule="auto" w:after="20"/>
+              <w:ind w:firstLine="0"/>
+              <w:jc w:val="left"/>
+            </w:pPr>
+            <w:r>
+              <w:rPr>
+                <w:sz w:val="17"/>
               </w:rPr>
               <w:t xml:space="preserve">Productos globales y específicos</w:t>
             </w:r>
@@ -2553,14 +2506,13 @@
           <w:p>
             <w:pPr>
               <w:pStyle w:val="Compact"/>
-              <w:spacing w:line="240" w:lineRule="auto" w:after="0"/>
-              <w:ind w:firstLine="0"/>
-              <w:jc w:val="left"/>
-            </w:pPr>
-            <w:r>
-              <w:rPr>
-                <w:rFonts w:ascii="Times New Roman" w:hAnsi="Times New Roman"/>
-                <w:sz w:val="18"/>
+              <w:spacing w:line="240" w:lineRule="auto" w:after="20"/>
+              <w:ind w:firstLine="0"/>
+              <w:jc w:val="left"/>
+            </w:pPr>
+            <w:r>
+              <w:rPr>
+                <w:sz w:val="17"/>
               </w:rPr>
               <w:t xml:space="preserve">Revisar BranchId</w:t>
             </w:r>
@@ -2573,14 +2525,13 @@
           <w:p>
             <w:pPr>
               <w:pStyle w:val="Compact"/>
-              <w:spacing w:line="240" w:lineRule="auto" w:after="0"/>
-              <w:ind w:firstLine="0"/>
-              <w:jc w:val="left"/>
-            </w:pPr>
-            <w:r>
-              <w:rPr>
-                <w:rFonts w:ascii="Times New Roman" w:hAnsi="Times New Roman"/>
-                <w:sz w:val="18"/>
+              <w:spacing w:line="240" w:lineRule="auto" w:after="20"/>
+              <w:ind w:firstLine="0"/>
+              <w:jc w:val="left"/>
+            </w:pPr>
+            <w:r>
+              <w:rPr>
+                <w:sz w:val="17"/>
               </w:rPr>
               <w:t xml:space="preserve">Pedido</w:t>
             </w:r>
@@ -2591,14 +2542,13 @@
           <w:p>
             <w:pPr>
               <w:pStyle w:val="Compact"/>
-              <w:spacing w:line="240" w:lineRule="auto" w:after="0"/>
-              <w:ind w:firstLine="0"/>
-              <w:jc w:val="left"/>
-            </w:pPr>
-            <w:r>
-              <w:rPr>
-                <w:rFonts w:ascii="Times New Roman" w:hAnsi="Times New Roman"/>
-                <w:sz w:val="18"/>
+              <w:spacing w:line="240" w:lineRule="auto" w:after="20"/>
+              <w:ind w:firstLine="0"/>
+              <w:jc w:val="left"/>
+            </w:pPr>
+            <w:r>
+              <w:rPr>
+                <w:sz w:val="17"/>
               </w:rPr>
               <w:t xml:space="preserve">Crear orden de mesa o domicilio</w:t>
             </w:r>
@@ -2609,14 +2559,13 @@
           <w:p>
             <w:pPr>
               <w:pStyle w:val="Compact"/>
-              <w:spacing w:line="240" w:lineRule="auto" w:after="0"/>
-              <w:ind w:firstLine="0"/>
-              <w:jc w:val="left"/>
-            </w:pPr>
-            <w:r>
-              <w:rPr>
-                <w:rFonts w:ascii="Times New Roman" w:hAnsi="Times New Roman"/>
-                <w:sz w:val="18"/>
+              <w:spacing w:line="240" w:lineRule="auto" w:after="20"/>
+              <w:ind w:firstLine="0"/>
+              <w:jc w:val="left"/>
+            </w:pPr>
+            <w:r>
+              <w:rPr>
+                <w:sz w:val="17"/>
               </w:rPr>
               <w:t xml:space="preserve">Total y OrderDetails coherentes</w:t>
             </w:r>
@@ -2627,14 +2576,13 @@
           <w:p>
             <w:pPr>
               <w:pStyle w:val="Compact"/>
-              <w:spacing w:line="240" w:lineRule="auto" w:after="0"/>
-              <w:ind w:firstLine="0"/>
-              <w:jc w:val="left"/>
-            </w:pPr>
-            <w:r>
-              <w:rPr>
-                <w:rFonts w:ascii="Times New Roman" w:hAnsi="Times New Roman"/>
-                <w:sz w:val="18"/>
+              <w:spacing w:line="240" w:lineRule="auto" w:after="20"/>
+              <w:ind w:firstLine="0"/>
+              <w:jc w:val="left"/>
+            </w:pPr>
+            <w:r>
+              <w:rPr>
+                <w:sz w:val="17"/>
               </w:rPr>
               <w:t xml:space="preserve">Revisar DTO, validaciones y transacción</w:t>
             </w:r>
@@ -2647,14 +2595,13 @@
           <w:p>
             <w:pPr>
               <w:pStyle w:val="Compact"/>
-              <w:spacing w:line="240" w:lineRule="auto" w:after="0"/>
-              <w:ind w:firstLine="0"/>
-              <w:jc w:val="left"/>
-            </w:pPr>
-            <w:r>
-              <w:rPr>
-                <w:rFonts w:ascii="Times New Roman" w:hAnsi="Times New Roman"/>
-                <w:sz w:val="18"/>
+              <w:spacing w:line="240" w:lineRule="auto" w:after="20"/>
+              <w:ind w:firstLine="0"/>
+              <w:jc w:val="left"/>
+            </w:pPr>
+            <w:r>
+              <w:rPr>
+                <w:sz w:val="17"/>
               </w:rPr>
               <w:t xml:space="preserve">Cocina</w:t>
             </w:r>
@@ -2665,14 +2612,13 @@
           <w:p>
             <w:pPr>
               <w:pStyle w:val="Compact"/>
-              <w:spacing w:line="240" w:lineRule="auto" w:after="0"/>
-              <w:ind w:firstLine="0"/>
-              <w:jc w:val="left"/>
-            </w:pPr>
-            <w:r>
-              <w:rPr>
-                <w:rFonts w:ascii="Times New Roman" w:hAnsi="Times New Roman"/>
-                <w:sz w:val="18"/>
+              <w:spacing w:line="240" w:lineRule="auto" w:after="20"/>
+              <w:ind w:firstLine="0"/>
+              <w:jc w:val="left"/>
+            </w:pPr>
+            <w:r>
+              <w:rPr>
+                <w:sz w:val="17"/>
               </w:rPr>
               <w:t xml:space="preserve">Cambiar estado permitido</w:t>
             </w:r>
@@ -2683,14 +2629,13 @@
           <w:p>
             <w:pPr>
               <w:pStyle w:val="Compact"/>
-              <w:spacing w:line="240" w:lineRule="auto" w:after="0"/>
-              <w:ind w:firstLine="0"/>
-              <w:jc w:val="left"/>
-            </w:pPr>
-            <w:r>
-              <w:rPr>
-                <w:rFonts w:ascii="Times New Roman" w:hAnsi="Times New Roman"/>
-                <w:sz w:val="18"/>
+              <w:spacing w:line="240" w:lineRule="auto" w:after="20"/>
+              <w:ind w:firstLine="0"/>
+              <w:jc w:val="left"/>
+            </w:pPr>
+            <w:r>
+              <w:rPr>
+                <w:sz w:val="17"/>
               </w:rPr>
               <w:t xml:space="preserve">Historial consistente</w:t>
             </w:r>
@@ -2701,14 +2646,13 @@
           <w:p>
             <w:pPr>
               <w:pStyle w:val="Compact"/>
-              <w:spacing w:line="240" w:lineRule="auto" w:after="0"/>
-              <w:ind w:firstLine="0"/>
-              <w:jc w:val="left"/>
-            </w:pPr>
-            <w:r>
-              <w:rPr>
-                <w:rFonts w:ascii="Times New Roman" w:hAnsi="Times New Roman"/>
-                <w:sz w:val="18"/>
+              <w:spacing w:line="240" w:lineRule="auto" w:after="20"/>
+              <w:ind w:firstLine="0"/>
+              <w:jc w:val="left"/>
+            </w:pPr>
+            <w:r>
+              <w:rPr>
+                <w:sz w:val="17"/>
               </w:rPr>
               <w:t xml:space="preserve">Revisar política ActiveShift</w:t>
             </w:r>
@@ -2721,14 +2665,13 @@
           <w:p>
             <w:pPr>
               <w:pStyle w:val="Compact"/>
-              <w:spacing w:line="240" w:lineRule="auto" w:after="0"/>
-              <w:ind w:firstLine="0"/>
-              <w:jc w:val="left"/>
-            </w:pPr>
-            <w:r>
-              <w:rPr>
-                <w:rFonts w:ascii="Times New Roman" w:hAnsi="Times New Roman"/>
-                <w:sz w:val="18"/>
+              <w:spacing w:line="240" w:lineRule="auto" w:after="20"/>
+              <w:ind w:firstLine="0"/>
+              <w:jc w:val="left"/>
+            </w:pPr>
+            <w:r>
+              <w:rPr>
+                <w:sz w:val="17"/>
               </w:rPr>
               <w:t xml:space="preserve">Pago</w:t>
             </w:r>
@@ -2739,14 +2682,13 @@
           <w:p>
             <w:pPr>
               <w:pStyle w:val="Compact"/>
-              <w:spacing w:line="240" w:lineRule="auto" w:after="0"/>
-              <w:ind w:firstLine="0"/>
-              <w:jc w:val="left"/>
-            </w:pPr>
-            <w:r>
-              <w:rPr>
-                <w:rFonts w:ascii="Times New Roman" w:hAnsi="Times New Roman"/>
-                <w:sz w:val="18"/>
+              <w:spacing w:line="240" w:lineRule="auto" w:after="20"/>
+              <w:ind w:firstLine="0"/>
+              <w:jc w:val="left"/>
+            </w:pPr>
+            <w:r>
+              <w:rPr>
+                <w:sz w:val="17"/>
               </w:rPr>
               <w:t xml:space="preserve">Init Wompi sandbox y webhook</w:t>
             </w:r>
@@ -2757,14 +2699,13 @@
           <w:p>
             <w:pPr>
               <w:pStyle w:val="Compact"/>
-              <w:spacing w:line="240" w:lineRule="auto" w:after="0"/>
-              <w:ind w:firstLine="0"/>
-              <w:jc w:val="left"/>
-            </w:pPr>
-            <w:r>
-              <w:rPr>
-                <w:rFonts w:ascii="Times New Roman" w:hAnsi="Times New Roman"/>
-                <w:sz w:val="18"/>
+              <w:spacing w:line="240" w:lineRule="auto" w:after="20"/>
+              <w:ind w:firstLine="0"/>
+              <w:jc w:val="left"/>
+            </w:pPr>
+            <w:r>
+              <w:rPr>
+                <w:sz w:val="17"/>
               </w:rPr>
               <w:t xml:space="preserve">Referencia, checksum, estado final</w:t>
             </w:r>
@@ -2775,14 +2716,13 @@
           <w:p>
             <w:pPr>
               <w:pStyle w:val="Compact"/>
-              <w:spacing w:line="240" w:lineRule="auto" w:after="0"/>
-              <w:ind w:firstLine="0"/>
-              <w:jc w:val="left"/>
-            </w:pPr>
-            <w:r>
-              <w:rPr>
-                <w:rFonts w:ascii="Times New Roman" w:hAnsi="Times New Roman"/>
-                <w:sz w:val="18"/>
+              <w:spacing w:line="240" w:lineRule="auto" w:after="20"/>
+              <w:ind w:firstLine="0"/>
+              <w:jc w:val="left"/>
+            </w:pPr>
+            <w:r>
+              <w:rPr>
+                <w:sz w:val="17"/>
               </w:rPr>
               <w:t xml:space="preserve">No forzar confirmación manual</w:t>
             </w:r>
@@ -2795,14 +2735,13 @@
           <w:p>
             <w:pPr>
               <w:pStyle w:val="Compact"/>
-              <w:spacing w:line="240" w:lineRule="auto" w:after="0"/>
-              <w:ind w:firstLine="0"/>
-              <w:jc w:val="left"/>
-            </w:pPr>
-            <w:r>
-              <w:rPr>
-                <w:rFonts w:ascii="Times New Roman" w:hAnsi="Times New Roman"/>
-                <w:sz w:val="18"/>
+              <w:spacing w:line="240" w:lineRule="auto" w:after="20"/>
+              <w:ind w:firstLine="0"/>
+              <w:jc w:val="left"/>
+            </w:pPr>
+            <w:r>
+              <w:rPr>
+                <w:sz w:val="17"/>
               </w:rPr>
               <w:t xml:space="preserve">Reparto</w:t>
             </w:r>
@@ -2813,14 +2752,13 @@
           <w:p>
             <w:pPr>
               <w:pStyle w:val="Compact"/>
-              <w:spacing w:line="240" w:lineRule="auto" w:after="0"/>
-              <w:ind w:firstLine="0"/>
-              <w:jc w:val="left"/>
-            </w:pPr>
-            <w:r>
-              <w:rPr>
-                <w:rFonts w:ascii="Times New Roman" w:hAnsi="Times New Roman"/>
-                <w:sz w:val="18"/>
+              <w:spacing w:line="240" w:lineRule="auto" w:after="20"/>
+              <w:ind w:firstLine="0"/>
+              <w:jc w:val="left"/>
+            </w:pPr>
+            <w:r>
+              <w:rPr>
+                <w:sz w:val="17"/>
               </w:rPr>
               <w:t xml:space="preserve">Asignar empleado y cerrar entrega</w:t>
             </w:r>
@@ -2831,14 +2769,13 @@
           <w:p>
             <w:pPr>
               <w:pStyle w:val="Compact"/>
-              <w:spacing w:line="240" w:lineRule="auto" w:after="0"/>
-              <w:ind w:firstLine="0"/>
-              <w:jc w:val="left"/>
-            </w:pPr>
-            <w:r>
-              <w:rPr>
-                <w:rFonts w:ascii="Times New Roman" w:hAnsi="Times New Roman"/>
-                <w:sz w:val="18"/>
+              <w:spacing w:line="240" w:lineRule="auto" w:after="20"/>
+              <w:ind w:firstLine="0"/>
+              <w:jc w:val="left"/>
+            </w:pPr>
+            <w:r>
+              <w:rPr>
+                <w:sz w:val="17"/>
               </w:rPr>
               <w:t xml:space="preserve">Sede/cliente correctos</w:t>
             </w:r>
@@ -2849,14 +2786,13 @@
           <w:p>
             <w:pPr>
               <w:pStyle w:val="Compact"/>
-              <w:spacing w:line="240" w:lineRule="auto" w:after="0"/>
-              <w:ind w:firstLine="0"/>
-              <w:jc w:val="left"/>
-            </w:pPr>
-            <w:r>
-              <w:rPr>
-                <w:rFonts w:ascii="Times New Roman" w:hAnsi="Times New Roman"/>
-                <w:sz w:val="18"/>
+              <w:spacing w:line="240" w:lineRule="auto" w:after="20"/>
+              <w:ind w:firstLine="0"/>
+              <w:jc w:val="left"/>
+            </w:pPr>
+            <w:r>
+              <w:rPr>
+                <w:sz w:val="17"/>
               </w:rPr>
               <w:t xml:space="preserve">Investigar acceso y disponibilidad</w:t>
             </w:r>
@@ -2869,14 +2805,13 @@
           <w:p>
             <w:pPr>
               <w:pStyle w:val="Compact"/>
-              <w:spacing w:line="240" w:lineRule="auto" w:after="0"/>
-              <w:ind w:firstLine="0"/>
-              <w:jc w:val="left"/>
-            </w:pPr>
-            <w:r>
-              <w:rPr>
-                <w:rFonts w:ascii="Times New Roman" w:hAnsi="Times New Roman"/>
-                <w:sz w:val="18"/>
+              <w:spacing w:line="240" w:lineRule="auto" w:after="20"/>
+              <w:ind w:firstLine="0"/>
+              <w:jc w:val="left"/>
+            </w:pPr>
+            <w:r>
+              <w:rPr>
+                <w:sz w:val="17"/>
               </w:rPr>
               <w:t xml:space="preserve">Recuperación</w:t>
             </w:r>
@@ -2887,14 +2822,13 @@
           <w:p>
             <w:pPr>
               <w:pStyle w:val="Compact"/>
-              <w:spacing w:line="240" w:lineRule="auto" w:after="0"/>
-              <w:ind w:firstLine="0"/>
-              <w:jc w:val="left"/>
-            </w:pPr>
-            <w:r>
-              <w:rPr>
-                <w:rFonts w:ascii="Times New Roman" w:hAnsi="Times New Roman"/>
-                <w:sz w:val="18"/>
+              <w:spacing w:line="240" w:lineRule="auto" w:after="20"/>
+              <w:ind w:firstLine="0"/>
+              <w:jc w:val="left"/>
+            </w:pPr>
+            <w:r>
+              <w:rPr>
+                <w:sz w:val="17"/>
               </w:rPr>
               <w:t xml:space="preserve">Caída temporal de red</w:t>
             </w:r>
@@ -2905,14 +2839,13 @@
           <w:p>
             <w:pPr>
               <w:pStyle w:val="Compact"/>
-              <w:spacing w:line="240" w:lineRule="auto" w:after="0"/>
-              <w:ind w:firstLine="0"/>
-              <w:jc w:val="left"/>
-            </w:pPr>
-            <w:r>
-              <w:rPr>
-                <w:rFonts w:ascii="Times New Roman" w:hAnsi="Times New Roman"/>
-                <w:sz w:val="18"/>
+              <w:spacing w:line="240" w:lineRule="auto" w:after="20"/>
+              <w:ind w:firstLine="0"/>
+              <w:jc w:val="left"/>
+            </w:pPr>
+            <w:r>
+              <w:rPr>
+                <w:sz w:val="17"/>
               </w:rPr>
               <w:t xml:space="preserve">Reconciliación tras reconectar</w:t>
             </w:r>
@@ -2923,14 +2856,13 @@
           <w:p>
             <w:pPr>
               <w:pStyle w:val="Compact"/>
-              <w:spacing w:line="240" w:lineRule="auto" w:after="0"/>
-              <w:ind w:firstLine="0"/>
-              <w:jc w:val="left"/>
-            </w:pPr>
-            <w:r>
-              <w:rPr>
-                <w:rFonts w:ascii="Times New Roman" w:hAnsi="Times New Roman"/>
-                <w:sz w:val="18"/>
+              <w:spacing w:line="240" w:lineRule="auto" w:after="20"/>
+              <w:ind w:firstLine="0"/>
+              <w:jc w:val="left"/>
+            </w:pPr>
+            <w:r>
+              <w:rPr>
+                <w:sz w:val="17"/>
               </w:rPr>
               <w:t xml:space="preserve">Activar fallback a consulta</w:t>
             </w:r>
@@ -2943,14 +2875,13 @@
           <w:p>
             <w:pPr>
               <w:pStyle w:val="Compact"/>
-              <w:spacing w:line="240" w:lineRule="auto" w:after="0"/>
-              <w:ind w:firstLine="0"/>
-              <w:jc w:val="left"/>
-            </w:pPr>
-            <w:r>
-              <w:rPr>
-                <w:rFonts w:ascii="Times New Roman" w:hAnsi="Times New Roman"/>
-                <w:sz w:val="18"/>
+              <w:spacing w:line="240" w:lineRule="auto" w:after="20"/>
+              <w:ind w:firstLine="0"/>
+              <w:jc w:val="left"/>
+            </w:pPr>
+            <w:r>
+              <w:rPr>
+                <w:sz w:val="17"/>
               </w:rPr>
               <w:t xml:space="preserve">Observabilidad</w:t>
             </w:r>
@@ -2961,14 +2892,13 @@
           <w:p>
             <w:pPr>
               <w:pStyle w:val="Compact"/>
-              <w:spacing w:line="240" w:lineRule="auto" w:after="0"/>
-              <w:ind w:firstLine="0"/>
-              <w:jc w:val="left"/>
-            </w:pPr>
-            <w:r>
-              <w:rPr>
-                <w:rFonts w:ascii="Times New Roman" w:hAnsi="Times New Roman"/>
-                <w:sz w:val="18"/>
+              <w:spacing w:line="240" w:lineRule="auto" w:after="20"/>
+              <w:ind w:firstLine="0"/>
+              <w:jc w:val="left"/>
+            </w:pPr>
+            <w:r>
+              <w:rPr>
+                <w:sz w:val="17"/>
               </w:rPr>
               <w:t xml:space="preserve">Revisar métricas y errores</w:t>
             </w:r>
@@ -2979,14 +2909,13 @@
           <w:p>
             <w:pPr>
               <w:pStyle w:val="Compact"/>
-              <w:spacing w:line="240" w:lineRule="auto" w:after="0"/>
-              <w:ind w:firstLine="0"/>
-              <w:jc w:val="left"/>
-            </w:pPr>
-            <w:r>
-              <w:rPr>
-                <w:rFonts w:ascii="Times New Roman" w:hAnsi="Times New Roman"/>
-                <w:sz w:val="18"/>
+              <w:spacing w:line="240" w:lineRule="auto" w:after="20"/>
+              <w:ind w:firstLine="0"/>
+              <w:jc w:val="left"/>
+            </w:pPr>
+            <w:r>
+              <w:rPr>
+                <w:sz w:val="17"/>
               </w:rPr>
               <w:t xml:space="preserve">Acta posdespliegue</w:t>
             </w:r>
@@ -2997,14 +2926,13 @@
           <w:p>
             <w:pPr>
               <w:pStyle w:val="Compact"/>
-              <w:spacing w:line="240" w:lineRule="auto" w:after="0"/>
-              <w:ind w:firstLine="0"/>
-              <w:jc w:val="left"/>
-            </w:pPr>
-            <w:r>
-              <w:rPr>
-                <w:rFonts w:ascii="Times New Roman" w:hAnsi="Times New Roman"/>
-                <w:sz w:val="18"/>
+              <w:spacing w:line="240" w:lineRule="auto" w:after="20"/>
+              <w:ind w:firstLine="0"/>
+              <w:jc w:val="left"/>
+            </w:pPr>
+            <w:r>
+              <w:rPr>
+                <w:sz w:val="17"/>
               </w:rPr>
               <w:t xml:space="preserve">Rollback/contención</w:t>
             </w:r>
@@ -3018,20 +2946,16 @@
       <w:pPr>
         <w:pStyle w:val="Heading2"/>
         <w:keepNext/>
-        <w:ind w:firstLine="0"/>
-      </w:pPr>
-      <w:r>
-        <w:rPr>
-          <w:color w:val="000000"/>
-        </w:rPr>
+        <w:spacing w:line="264" w:lineRule="auto"/>
+      </w:pPr>
+      <w:r>
         <w:t xml:space="preserve">15. Modelo de acta de implantación</w:t>
       </w:r>
     </w:p>
     <w:p>
       <w:pPr>
         <w:pStyle w:val="FirstParagraph"/>
-        <w:spacing w:line="480" w:lineRule="auto" w:after="0"/>
-        <w:ind w:firstLine="720"/>
+        <w:spacing w:line="396" w:lineRule="auto" w:after="100"/>
       </w:pPr>
       <w:r>
         <w:t xml:space="preserve">El acta debe registrar: versión/fecha, responsables, entorno, commits de repositorios, lista de migraciones, respaldo asociado, checksums de paquetes, criterios aprobados, casos de prueba con resultado observado y anomalías pendientes. El aprobador funcional debe ser distinto del desarrollador de los módulos críticos cuando sea posible. No convertir casillas no ejecutadas en</w:t>
@@ -3055,8 +2979,7 @@
     <w:p>
       <w:pPr>
         <w:pStyle w:val="BodyText"/>
-        <w:spacing w:line="480" w:lineRule="auto" w:after="0"/>
-        <w:ind w:firstLine="720"/>
+        <w:spacing w:line="396" w:lineRule="auto" w:after="100"/>
       </w:pPr>
       <w:r>
         <w:rPr>
@@ -3078,20 +3001,16 @@
       <w:pPr>
         <w:pStyle w:val="Heading2"/>
         <w:keepNext/>
-        <w:ind w:firstLine="0"/>
-      </w:pPr>
-      <w:r>
-        <w:rPr>
-          <w:color w:val="000000"/>
-        </w:rPr>
+        <w:spacing w:line="264" w:lineRule="auto"/>
+      </w:pPr>
+      <w:r>
         <w:t xml:space="preserve">16. Mantenimiento evolutivo</w:t>
       </w:r>
     </w:p>
     <w:p>
       <w:pPr>
         <w:pStyle w:val="FirstParagraph"/>
-        <w:spacing w:line="480" w:lineRule="auto" w:after="0"/>
-        <w:ind w:firstLine="720"/>
+        <w:spacing w:line="396" w:lineRule="auto" w:after="100"/>
       </w:pPr>
       <w:r>
         <w:t xml:space="preserve">Cada cambio que modifique una tabla, DTO, permiso, rol o flujo financiero debe abrir un análisis de impacto, un ajuste de la SRS y un caso de regresión; se actualizan API, clientes y documentación como parte del mismo cambio. Para la operación semanal propuesta, priorizar revisión de errores, pagos pendientes, dependencias vulnerables, copias de seguridad y divergencias de catálogo. La periodicidad es una recomendación y puede variar según tráfico y presupuesto.</w:t>
@@ -3103,12 +3022,9 @@
       <w:pPr>
         <w:pStyle w:val="Heading2"/>
         <w:keepNext/>
-        <w:ind w:firstLine="0"/>
-      </w:pPr>
-      <w:r>
-        <w:rPr>
-          <w:color w:val="000000"/>
-        </w:rPr>
+        <w:spacing w:line="264" w:lineRule="auto"/>
+      </w:pPr>
+      <w:r>
         <w:t xml:space="preserve">Fuentes primarias de implementación</w:t>
       </w:r>
     </w:p>
@@ -3119,6 +3035,7 @@
           <w:ilvl w:val="0"/>
           <w:numId w:val="1003"/>
         </w:numPr>
+        <w:spacing w:line="396" w:lineRule="auto" w:after="100"/>
       </w:pPr>
       <w:r>
         <w:t xml:space="preserve">API: https://github.com/yersonct/SaborExpressBack/tree/main</w:t>
@@ -3131,6 +3048,7 @@
           <w:ilvl w:val="0"/>
           <w:numId w:val="1003"/>
         </w:numPr>
+        <w:spacing w:line="396" w:lineRule="auto" w:after="100"/>
       </w:pPr>
       <w:r>
         <w:t xml:space="preserve">Web: https://github.com/yersonct/SaborExpressWeb/tree/main</w:t>
@@ -3143,6 +3061,7 @@
           <w:ilvl w:val="0"/>
           <w:numId w:val="1003"/>
         </w:numPr>
+        <w:spacing w:line="396" w:lineRule="auto" w:after="100"/>
       </w:pPr>
       <w:r>
         <w:t xml:space="preserve">Móvil: https://github.com/yersonct/SaborExpressMovil/tree/main</w:t>
@@ -3155,6 +3074,7 @@
           <w:ilvl w:val="0"/>
           <w:numId w:val="1003"/>
         </w:numPr>
+        <w:spacing w:line="396" w:lineRule="auto" w:after="100"/>
       </w:pPr>
       <w:r>
         <w:t xml:space="preserve">Referencia de presentación: https://github.com/jsgh1/SRD-v1/tree/dev/docs/docs-SRD</w:t>
@@ -3163,8 +3083,7 @@
     <w:p>
       <w:pPr>
         <w:pStyle w:val="FirstParagraph"/>
-        <w:spacing w:line="480" w:lineRule="auto" w:after="0"/>
-        <w:ind w:firstLine="720"/>
+        <w:spacing w:line="396" w:lineRule="auto" w:after="100"/>
       </w:pPr>
       <w:r>
         <w:rPr>
@@ -3181,10 +3100,559 @@
       </w:r>
     </w:p>
     <w:bookmarkEnd w:id="35"/>
-    <w:bookmarkEnd w:id="36"/>
+    <w:bookmarkStart w:id="39" w:name="arquitectura-y-orden-de-arranque"/>
+    <w:p>
+      <w:pPr>
+        <w:pStyle w:val="Heading2"/>
+        <w:keepNext/>
+        <w:spacing w:line="264" w:lineRule="auto"/>
+      </w:pPr>
+      <w:r>
+        <w:t xml:space="preserve">14. Arquitectura y orden de arranque</w:t>
+      </w:r>
+    </w:p>
+    <w:p>
+      <w:pPr>
+        <w:pStyle w:val="CaptionedFigure"/>
+        <w:spacing w:line="396" w:lineRule="auto" w:after="100"/>
+      </w:pPr>
+      <w:r>
+        <w:drawing>
+          <wp:inline>
+            <wp:extent cx="5943600" cy="4433733"/>
+            <wp:effectExtent b="0" l="0" r="0" t="0"/>
+            <wp:docPr descr="07_DESPLIEGUE_PROPUESTO" title="" id="37" name="Picture"/>
+            <a:graphic>
+              <a:graphicData uri="http://schemas.openxmlformats.org/drawingml/2006/picture">
+                <pic:pic>
+                  <pic:nvPicPr>
+                    <pic:cNvPr descr="recursos/07_DESPLIEGUE_PROPUESTO.png" id="38" name="Picture"/>
+                    <pic:cNvPicPr>
+                      <a:picLocks noChangeArrowheads="1" noChangeAspect="1"/>
+                    </pic:cNvPicPr>
+                  </pic:nvPicPr>
+                  <pic:blipFill>
+                    <a:blip r:embed="rId36"/>
+                    <a:stretch>
+                      <a:fillRect/>
+                    </a:stretch>
+                  </pic:blipFill>
+                  <pic:spPr bwMode="auto">
+                    <a:xfrm>
+                      <a:off x="0" y="0"/>
+                      <a:ext cx="5943600" cy="4433733"/>
+                    </a:xfrm>
+                    <a:prstGeom prst="rect">
+                      <a:avLst/>
+                    </a:prstGeom>
+                    <a:noFill/>
+                    <a:ln w="9525">
+                      <a:noFill/>
+                      <a:headEnd/>
+                      <a:tailEnd/>
+                    </a:ln>
+                  </pic:spPr>
+                </pic:pic>
+              </a:graphicData>
+            </a:graphic>
+          </wp:inline>
+        </w:drawing>
+      </w:r>
+    </w:p>
+    <w:p>
+      <w:pPr>
+        <w:pStyle w:val="ImageCaption"/>
+        <w:spacing w:line="396" w:lineRule="auto" w:after="100"/>
+      </w:pPr>
+      <w:r>
+        <w:t xml:space="preserve">07_DESPLIEGUE_PROPUESTO</w:t>
+      </w:r>
+    </w:p>
+    <w:p>
+      <w:pPr>
+        <w:pStyle w:val="BodyText"/>
+        <w:spacing w:line="396" w:lineRule="auto" w:after="100"/>
+      </w:pPr>
+      <w:r>
+        <w:rPr>
+          <w:i/>
+          <w:iCs/>
+        </w:rPr>
+        <w:t xml:space="preserve">Nota. Elaboración para el estudio de caso SaborExpress; las figuras no certifican operaciones desplegadas.</w:t>
+      </w:r>
+      <w:r>
+        <w:t xml:space="preserve"> </w:t>
+      </w:r>
+      <w:r>
+        <w:t xml:space="preserve">Primero debe existir un motor relacional de prueba configurado, luego ejecutarse migraciones controladas y después iniciarse la API. Web y móvil necesitan una URL API alcanzable desde su propio entorno; un teléfono no puede usar</w:t>
+      </w:r>
+      <w:r>
+        <w:t xml:space="preserve"> </w:t>
+      </w:r>
+      <w:r>
+        <w:rPr>
+          <w:rStyle w:val="VerbatimChar"/>
+        </w:rPr>
+        <w:t xml:space="preserve">localhost</w:t>
+      </w:r>
+      <w:r>
+        <w:t xml:space="preserve"> </w:t>
+      </w:r>
+      <w:r>
+        <w:t xml:space="preserve">para referirse al servidor de la computadora. Para pruebas de pagos, Wompi utiliza credenciales y URLs sandbox separadas de producción.</w:t>
+      </w:r>
+    </w:p>
+    <w:bookmarkEnd w:id="39"/>
+    <w:bookmarkStart w:id="40" w:name="comandos-técnicos-versionables-y-seguros"/>
+    <w:p>
+      <w:pPr>
+        <w:pStyle w:val="Heading2"/>
+        <w:keepNext/>
+        <w:spacing w:line="264" w:lineRule="auto"/>
+      </w:pPr>
+      <w:r>
+        <w:t xml:space="preserve">15. Comandos técnicos versionables y seguros</w:t>
+      </w:r>
+    </w:p>
+    <w:p>
+      <w:pPr>
+        <w:pStyle w:val="SourceCode"/>
+        <w:spacing w:after="80"/>
+      </w:pPr>
+      <w:r>
+        <w:rPr>
+          <w:rStyle w:val="CommentTok"/>
+        </w:rPr>
+        <w:t xml:space="preserve"># Ejecución en una terminal PowerShell con herramientas instaladas.</w:t>
+      </w:r>
+      <w:r>
+        <w:br/>
+      </w:r>
+      <w:r>
+        <w:rPr>
+          <w:rStyle w:val="NormalTok"/>
+        </w:rPr>
+        <w:t xml:space="preserve">git clone https</w:t>
+      </w:r>
+      <w:r>
+        <w:rPr>
+          <w:rStyle w:val="OperatorTok"/>
+        </w:rPr>
+        <w:t xml:space="preserve">://</w:t>
+      </w:r>
+      <w:r>
+        <w:rPr>
+          <w:rStyle w:val="NormalTok"/>
+        </w:rPr>
+        <w:t xml:space="preserve">github</w:t>
+      </w:r>
+      <w:r>
+        <w:rPr>
+          <w:rStyle w:val="OperatorTok"/>
+        </w:rPr>
+        <w:t xml:space="preserve">.</w:t>
+      </w:r>
+      <w:r>
+        <w:rPr>
+          <w:rStyle w:val="FunctionTok"/>
+        </w:rPr>
+        <w:t xml:space="preserve">com</w:t>
+      </w:r>
+      <w:r>
+        <w:rPr>
+          <w:rStyle w:val="OperatorTok"/>
+        </w:rPr>
+        <w:t xml:space="preserve">/</w:t>
+      </w:r>
+      <w:r>
+        <w:rPr>
+          <w:rStyle w:val="NormalTok"/>
+        </w:rPr>
+        <w:t xml:space="preserve">yersonct</w:t>
+      </w:r>
+      <w:r>
+        <w:rPr>
+          <w:rStyle w:val="OperatorTok"/>
+        </w:rPr>
+        <w:t xml:space="preserve">/</w:t>
+      </w:r>
+      <w:r>
+        <w:rPr>
+          <w:rStyle w:val="NormalTok"/>
+        </w:rPr>
+        <w:t xml:space="preserve">SaborExpressBack</w:t>
+      </w:r>
+      <w:r>
+        <w:rPr>
+          <w:rStyle w:val="OperatorTok"/>
+        </w:rPr>
+        <w:t xml:space="preserve">.</w:t>
+      </w:r>
+      <w:r>
+        <w:rPr>
+          <w:rStyle w:val="FunctionTok"/>
+        </w:rPr>
+        <w:t xml:space="preserve">git</w:t>
+      </w:r>
+      <w:r>
+        <w:br/>
+      </w:r>
+      <w:r>
+        <w:rPr>
+          <w:rStyle w:val="FunctionTok"/>
+        </w:rPr>
+        <w:t xml:space="preserve">cd</w:t>
+      </w:r>
+      <w:r>
+        <w:rPr>
+          <w:rStyle w:val="NormalTok"/>
+        </w:rPr>
+        <w:t xml:space="preserve"> SaborExpressBack</w:t>
+      </w:r>
+      <w:r>
+        <w:br/>
+      </w:r>
+      <w:r>
+        <w:rPr>
+          <w:rStyle w:val="NormalTok"/>
+        </w:rPr>
+        <w:t xml:space="preserve">git rev-parse HEAD</w:t>
+      </w:r>
+      <w:r>
+        <w:br/>
+      </w:r>
+      <w:r>
+        <w:rPr>
+          <w:rStyle w:val="NormalTok"/>
+        </w:rPr>
+        <w:t xml:space="preserve">dotnet restore</w:t>
+      </w:r>
+      <w:r>
+        <w:br/>
+      </w:r>
+      <w:r>
+        <w:rPr>
+          <w:rStyle w:val="NormalTok"/>
+        </w:rPr>
+        <w:t xml:space="preserve">dotnet build </w:t>
+      </w:r>
+      <w:r>
+        <w:rPr>
+          <w:rStyle w:val="OperatorTok"/>
+        </w:rPr>
+        <w:t xml:space="preserve">-</w:t>
+      </w:r>
+      <w:r>
+        <w:rPr>
+          <w:rStyle w:val="NormalTok"/>
+        </w:rPr>
+        <w:t xml:space="preserve">c Release</w:t>
+      </w:r>
+      <w:r>
+        <w:br/>
+      </w:r>
+      <w:r>
+        <w:rPr>
+          <w:rStyle w:val="CommentTok"/>
+        </w:rPr>
+        <w:t xml:space="preserve"># dotnet run  # Ejecutar solo tras configurar DB, JWT y servicios externos.</w:t>
+      </w:r>
+      <w:r>
+        <w:br/>
+      </w:r>
+      <w:r>
+        <w:rPr>
+          <w:rStyle w:val="FunctionTok"/>
+        </w:rPr>
+        <w:t xml:space="preserve">cd</w:t>
+      </w:r>
+      <w:r>
+        <w:rPr>
+          <w:rStyle w:val="NormalTok"/>
+        </w:rPr>
+        <w:t xml:space="preserve"> </w:t>
+      </w:r>
+      <w:r>
+        <w:rPr>
+          <w:rStyle w:val="OperatorTok"/>
+        </w:rPr>
+        <w:t xml:space="preserve">..</w:t>
+      </w:r>
+      <w:r>
+        <w:br/>
+      </w:r>
+      <w:r>
+        <w:rPr>
+          <w:rStyle w:val="NormalTok"/>
+        </w:rPr>
+        <w:t xml:space="preserve">git clone https</w:t>
+      </w:r>
+      <w:r>
+        <w:rPr>
+          <w:rStyle w:val="OperatorTok"/>
+        </w:rPr>
+        <w:t xml:space="preserve">://</w:t>
+      </w:r>
+      <w:r>
+        <w:rPr>
+          <w:rStyle w:val="NormalTok"/>
+        </w:rPr>
+        <w:t xml:space="preserve">github</w:t>
+      </w:r>
+      <w:r>
+        <w:rPr>
+          <w:rStyle w:val="OperatorTok"/>
+        </w:rPr>
+        <w:t xml:space="preserve">.</w:t>
+      </w:r>
+      <w:r>
+        <w:rPr>
+          <w:rStyle w:val="FunctionTok"/>
+        </w:rPr>
+        <w:t xml:space="preserve">com</w:t>
+      </w:r>
+      <w:r>
+        <w:rPr>
+          <w:rStyle w:val="OperatorTok"/>
+        </w:rPr>
+        <w:t xml:space="preserve">/</w:t>
+      </w:r>
+      <w:r>
+        <w:rPr>
+          <w:rStyle w:val="NormalTok"/>
+        </w:rPr>
+        <w:t xml:space="preserve">yersonct</w:t>
+      </w:r>
+      <w:r>
+        <w:rPr>
+          <w:rStyle w:val="OperatorTok"/>
+        </w:rPr>
+        <w:t xml:space="preserve">/</w:t>
+      </w:r>
+      <w:r>
+        <w:rPr>
+          <w:rStyle w:val="NormalTok"/>
+        </w:rPr>
+        <w:t xml:space="preserve">SaborExpressWeb</w:t>
+      </w:r>
+      <w:r>
+        <w:rPr>
+          <w:rStyle w:val="OperatorTok"/>
+        </w:rPr>
+        <w:t xml:space="preserve">.</w:t>
+      </w:r>
+      <w:r>
+        <w:rPr>
+          <w:rStyle w:val="FunctionTok"/>
+        </w:rPr>
+        <w:t xml:space="preserve">git</w:t>
+      </w:r>
+      <w:r>
+        <w:br/>
+      </w:r>
+      <w:r>
+        <w:rPr>
+          <w:rStyle w:val="FunctionTok"/>
+        </w:rPr>
+        <w:t xml:space="preserve">cd</w:t>
+      </w:r>
+      <w:r>
+        <w:rPr>
+          <w:rStyle w:val="NormalTok"/>
+        </w:rPr>
+        <w:t xml:space="preserve"> SaborExpressWeb</w:t>
+      </w:r>
+      <w:r>
+        <w:br/>
+      </w:r>
+      <w:r>
+        <w:rPr>
+          <w:rStyle w:val="NormalTok"/>
+        </w:rPr>
+        <w:t xml:space="preserve">npm ci</w:t>
+      </w:r>
+      <w:r>
+        <w:br/>
+      </w:r>
+      <w:r>
+        <w:rPr>
+          <w:rStyle w:val="NormalTok"/>
+        </w:rPr>
+        <w:t xml:space="preserve">npm run build</w:t>
+      </w:r>
+      <w:r>
+        <w:br/>
+      </w:r>
+      <w:r>
+        <w:rPr>
+          <w:rStyle w:val="CommentTok"/>
+        </w:rPr>
+        <w:t xml:space="preserve"># npm run dev</w:t>
+      </w:r>
+      <w:r>
+        <w:br/>
+      </w:r>
+      <w:r>
+        <w:rPr>
+          <w:rStyle w:val="FunctionTok"/>
+        </w:rPr>
+        <w:t xml:space="preserve">cd</w:t>
+      </w:r>
+      <w:r>
+        <w:rPr>
+          <w:rStyle w:val="NormalTok"/>
+        </w:rPr>
+        <w:t xml:space="preserve"> </w:t>
+      </w:r>
+      <w:r>
+        <w:rPr>
+          <w:rStyle w:val="OperatorTok"/>
+        </w:rPr>
+        <w:t xml:space="preserve">..</w:t>
+      </w:r>
+      <w:r>
+        <w:br/>
+      </w:r>
+      <w:r>
+        <w:rPr>
+          <w:rStyle w:val="NormalTok"/>
+        </w:rPr>
+        <w:t xml:space="preserve">git clone https</w:t>
+      </w:r>
+      <w:r>
+        <w:rPr>
+          <w:rStyle w:val="OperatorTok"/>
+        </w:rPr>
+        <w:t xml:space="preserve">://</w:t>
+      </w:r>
+      <w:r>
+        <w:rPr>
+          <w:rStyle w:val="NormalTok"/>
+        </w:rPr>
+        <w:t xml:space="preserve">github</w:t>
+      </w:r>
+      <w:r>
+        <w:rPr>
+          <w:rStyle w:val="OperatorTok"/>
+        </w:rPr>
+        <w:t xml:space="preserve">.</w:t>
+      </w:r>
+      <w:r>
+        <w:rPr>
+          <w:rStyle w:val="FunctionTok"/>
+        </w:rPr>
+        <w:t xml:space="preserve">com</w:t>
+      </w:r>
+      <w:r>
+        <w:rPr>
+          <w:rStyle w:val="OperatorTok"/>
+        </w:rPr>
+        <w:t xml:space="preserve">/</w:t>
+      </w:r>
+      <w:r>
+        <w:rPr>
+          <w:rStyle w:val="NormalTok"/>
+        </w:rPr>
+        <w:t xml:space="preserve">yersonct</w:t>
+      </w:r>
+      <w:r>
+        <w:rPr>
+          <w:rStyle w:val="OperatorTok"/>
+        </w:rPr>
+        <w:t xml:space="preserve">/</w:t>
+      </w:r>
+      <w:r>
+        <w:rPr>
+          <w:rStyle w:val="NormalTok"/>
+        </w:rPr>
+        <w:t xml:space="preserve">SaborExpressMovil</w:t>
+      </w:r>
+      <w:r>
+        <w:rPr>
+          <w:rStyle w:val="OperatorTok"/>
+        </w:rPr>
+        <w:t xml:space="preserve">.</w:t>
+      </w:r>
+      <w:r>
+        <w:rPr>
+          <w:rStyle w:val="FunctionTok"/>
+        </w:rPr>
+        <w:t xml:space="preserve">git</w:t>
+      </w:r>
+      <w:r>
+        <w:br/>
+      </w:r>
+      <w:r>
+        <w:rPr>
+          <w:rStyle w:val="FunctionTok"/>
+        </w:rPr>
+        <w:t xml:space="preserve">cd</w:t>
+      </w:r>
+      <w:r>
+        <w:rPr>
+          <w:rStyle w:val="NormalTok"/>
+        </w:rPr>
+        <w:t xml:space="preserve"> SaborExpressMovil</w:t>
+      </w:r>
+      <w:r>
+        <w:br/>
+      </w:r>
+      <w:r>
+        <w:rPr>
+          <w:rStyle w:val="NormalTok"/>
+        </w:rPr>
+        <w:t xml:space="preserve">npm ci</w:t>
+      </w:r>
+      <w:r>
+        <w:br/>
+      </w:r>
+      <w:r>
+        <w:rPr>
+          <w:rStyle w:val="CommentTok"/>
+        </w:rPr>
+        <w:t xml:space="preserve"># npm start</w:t>
+      </w:r>
+    </w:p>
+    <w:p>
+      <w:pPr>
+        <w:pStyle w:val="FirstParagraph"/>
+        <w:spacing w:line="396" w:lineRule="auto" w:after="100"/>
+      </w:pPr>
+      <w:r>
+        <w:rPr>
+          <w:b/>
+          <w:bCs/>
+        </w:rPr>
+        <w:t xml:space="preserve">Criterio:</w:t>
+      </w:r>
+      <w:r>
+        <w:t xml:space="preserve"> </w:t>
+      </w:r>
+      <w:r>
+        <w:t xml:space="preserve">el ejemplo es una guía para reproducir, no una transcripción de comandos ejecutados con éxito.</w:t>
+      </w:r>
+      <w:r>
+        <w:t xml:space="preserve"> </w:t>
+      </w:r>
+      <w:r>
+        <w:rPr>
+          <w:rStyle w:val="VerbatimChar"/>
+        </w:rPr>
+        <w:t xml:space="preserve">dotnet ef migrations script</w:t>
+      </w:r>
+      <w:r>
+        <w:t xml:space="preserve"> </w:t>
+      </w:r>
+      <w:r>
+        <w:t xml:space="preserve">puede generar DDL, pero debe ejecutarse con proveedor correcto y revisar el resultado antes de publicarlo.</w:t>
+      </w:r>
+    </w:p>
+    <w:bookmarkEnd w:id="40"/>
+    <w:bookmarkEnd w:id="41"/>
     <w:sectPr>
-      <w:headerReference r:id="rId9" w:type="default"/>
-      <w:pgMar w:bottom="1440" w:left="1440" w:right="1440" w:top="1440"/>
+      <w:footerReference w:type="default" r:id="rId10"/>
+      <w:pgSz w:h="15840" w:w="12240"/>
+      <w:pgMar w:bottom="1440" w:left="1440" w:right="1440" w:top="1440" w:header="691" w:footer="720"/>
     </w:sectPr>
   </w:body>
 </w:document>
@@ -3194,6 +3662,24 @@
 <w:comments xmlns:w="http://schemas.openxmlformats.org/wordprocessingml/2006/main" xmlns:m="http://schemas.openxmlformats.org/officeDocument/2006/math" xmlns:r="http://schemas.openxmlformats.org/officeDocument/2006/relationships" xmlns:o="urn:schemas-microsoft-com:office:office" xmlns:v="urn:schemas-microsoft-com:vml" xmlns:w10="urn:schemas-microsoft-com:office:word" xmlns:a="http://schemas.openxmlformats.org/drawingml/2006/main" xmlns:pic="http://schemas.openxmlformats.org/drawingml/2006/picture" xmlns:wp="http://schemas.openxmlformats.org/drawingml/2006/wordprocessingDrawing"/>
 </file>
 
+<file path=word/footer1.xml><?xml version="1.0" encoding="utf-8"?>
+<w:ftr xmlns:m="http://schemas.openxmlformats.org/officeDocument/2006/math" xmlns:mc="http://schemas.openxmlformats.org/markup-compatibility/2006" xmlns:mo="http://schemas.microsoft.com/office/mac/office/2008/main" xmlns:mv="urn:schemas-microsoft-com:mac:vml" xmlns:o="urn:schemas-microsoft-com:office:office" xmlns:r="http://schemas.openxmlformats.org/officeDocument/2006/relationships" xmlns:v="urn:schemas-microsoft-com:vml" xmlns:w10="urn:schemas-microsoft-com:office:word" xmlns:w14="http://schemas.microsoft.com/office/word/2010/wordml" xmlns:w="http://schemas.openxmlformats.org/wordprocessingml/2006/main" xmlns:wne="http://schemas.microsoft.com/office/word/2006/wordml" xmlns:wp14="http://schemas.microsoft.com/office/word/2010/wordprocessingDrawing" xmlns:wp="http://schemas.openxmlformats.org/drawingml/2006/wordprocessingDrawing" xmlns:wpc="http://schemas.microsoft.com/office/word/2010/wordprocessingCanvas" xmlns:wpg="http://schemas.microsoft.com/office/word/2010/wordprocessingGroup" xmlns:wpi="http://schemas.microsoft.com/office/word/2010/wordprocessingInk" xmlns:wps="http://schemas.microsoft.com/office/word/2010/wordprocessingShape" mc:Ignorable="w14 wp14">
+  <w:p>
+    <w:pPr>
+      <w:pStyle w:val="Footer"/>
+      <w:jc w:val="right"/>
+    </w:pPr>
+    <w:r>
+      <w:rPr>
+        <w:sz w:val="16"/>
+      </w:rPr>
+      <w:t xml:space="preserve">SaborExpress | Yerson Stiven Cuellar Rubiano | Ficha 3145555 | Página </w:t>
+    </w:r>
+    <w:fldSimple w:instr="PAGE"/>
+  </w:p>
+</w:ftr>
+</file>
+
 <file path=word/footnotes.xml><?xml version="1.0" encoding="utf-8"?>
 <w:footnotes xmlns:w="http://schemas.openxmlformats.org/wordprocessingml/2006/main" xmlns:m="http://schemas.openxmlformats.org/officeDocument/2006/math" xmlns:r="http://schemas.openxmlformats.org/officeDocument/2006/relationships" xmlns:o="urn:schemas-microsoft-com:office:office" xmlns:v="urn:schemas-microsoft-com:vml" xmlns:w10="urn:schemas-microsoft-com:office:word" xmlns:a="http://schemas.openxmlformats.org/drawingml/2006/main" xmlns:pic="http://schemas.openxmlformats.org/drawingml/2006/picture" xmlns:wp="http://schemas.openxmlformats.org/drawingml/2006/wordprocessingDrawing">
   <w:footnote w:type="continuationSeparator" w:id="0">
@@ -3211,18 +3697,6 @@
     </w:p>
   </w:footnote>
 </w:footnotes>
-</file>
-
-<file path=word/header1.xml><?xml version="1.0" encoding="utf-8"?>
-<w:hdr xmlns:m="http://schemas.openxmlformats.org/officeDocument/2006/math" xmlns:mc="http://schemas.openxmlformats.org/markup-compatibility/2006" xmlns:mo="http://schemas.microsoft.com/office/mac/office/2008/main" xmlns:mv="urn:schemas-microsoft-com:mac:vml" xmlns:o="urn:schemas-microsoft-com:office:office" xmlns:r="http://schemas.openxmlformats.org/officeDocument/2006/relationships" xmlns:v="urn:schemas-microsoft-com:vml" xmlns:w10="urn:schemas-microsoft-com:office:word" xmlns:w14="http://schemas.microsoft.com/office/word/2010/wordml" xmlns:w="http://schemas.openxmlformats.org/wordprocessingml/2006/main" xmlns:wne="http://schemas.microsoft.com/office/word/2006/wordml" xmlns:wp14="http://schemas.microsoft.com/office/word/2010/wordprocessingDrawing" xmlns:wp="http://schemas.openxmlformats.org/drawingml/2006/wordprocessingDrawing" xmlns:wpc="http://schemas.microsoft.com/office/word/2010/wordprocessingCanvas" xmlns:wpg="http://schemas.microsoft.com/office/word/2010/wordprocessingGroup" xmlns:wpi="http://schemas.microsoft.com/office/word/2010/wordprocessingInk" xmlns:wps="http://schemas.microsoft.com/office/word/2010/wordprocessingShape" mc:Ignorable="w14 wp14">
-  <w:p>
-    <w:pPr>
-      <w:pStyle w:val="Header"/>
-      <w:jc w:val="right"/>
-    </w:pPr>
-    <w:fldSimple w:instr="PAGE"/>
-  </w:p>
-</w:hdr>
 </file>
 
 <file path=word/numbering.xml><?xml version="1.0" encoding="utf-8"?>
@@ -3555,12 +4029,11 @@
     <w:name w:val="Normal"/>
     <w:qFormat/>
     <w:pPr>
-      <w:spacing w:after="0" w:line="480" w:lineRule="auto"/>
-      <w:ind w:firstLine="720"/>
+      <w:spacing w:after="60" w:line="360" w:lineRule="auto"/>
     </w:pPr>
     <w:rPr>
       <w:rFonts w:ascii="Times New Roman" w:hAnsi="Times New Roman"/>
-      <w:color w:val="000000"/>
+      <w:color w:val="191E28"/>
       <w:sz w:val="24"/>
     </w:rPr>
   </w:style>
@@ -3570,27 +4043,35 @@
     <w:link w:val="BodyTextChar"/>
     <w:qFormat/>
     <w:pPr>
-      <w:spacing w:after="180" w:before="180"/>
+      <w:spacing w:after="60" w:before="180" w:line="360" w:lineRule="auto"/>
     </w:pPr>
+    <w:rPr>
+      <w:rFonts w:ascii="Times New Roman" w:hAnsi="Times New Roman"/>
+      <w:color w:val="191E28"/>
+      <w:sz w:val="24"/>
+    </w:rPr>
   </w:style>
   <w:style w:customStyle="1" w:styleId="FirstParagraph" w:type="paragraph">
     <w:name w:val="First Paragraph"/>
     <w:basedOn w:val="BodyText"/>
     <w:next w:val="BodyText"/>
     <w:qFormat/>
+    <w:pPr>
+      <w:spacing w:after="60" w:line="360" w:lineRule="auto"/>
+    </w:pPr>
+    <w:rPr>
+      <w:rFonts w:ascii="Times New Roman" w:hAnsi="Times New Roman"/>
+      <w:color w:val="191E28"/>
+      <w:sz w:val="24"/>
+    </w:rPr>
   </w:style>
   <w:style w:customStyle="1" w:styleId="Compact" w:type="paragraph">
     <w:name w:val="Compact"/>
     <w:basedOn w:val="BodyText"/>
     <w:qFormat/>
     <w:pPr>
-      <w:spacing w:after="0" w:before="36" w:line="240" w:lineRule="auto"/>
-      <w:ind w:firstLine="0"/>
+      <w:spacing w:after="36" w:before="36"/>
     </w:pPr>
-    <w:rPr>
-      <w:rFonts w:ascii="Times New Roman" w:hAnsi="Times New Roman"/>
-      <w:sz w:val="20"/>
-    </w:rPr>
   </w:style>
   <w:style w:styleId="Title" w:type="paragraph">
     <w:name w:val="Title"/>
@@ -3600,16 +4081,15 @@
     <w:pPr>
       <w:keepNext/>
       <w:keepLines/>
-      <w:spacing w:after="40" w:before="120" w:line="480" w:lineRule="auto"/>
-      <w:ind w:firstLine="0"/>
+      <w:spacing w:after="240" w:before="480"/>
       <w:jc w:val="center"/>
     </w:pPr>
     <w:rPr>
-      <w:rFonts w:ascii="Times New Roman" w:asciiTheme="majorHAnsi" w:cstheme="majorBidi" w:eastAsiaTheme="majorEastAsia" w:hAnsi="Times New Roman" w:hAnsiTheme="majorHAnsi"/>
+      <w:rFonts w:asciiTheme="majorHAnsi" w:cstheme="majorBidi" w:eastAsiaTheme="majorEastAsia" w:hAnsiTheme="majorHAnsi"/>
       <w:b/>
       <w:bCs/>
-      <w:color w:val="000000"/>
-      <w:sz w:val="24"/>
+      <w:color w:themeColor="accent1" w:themeShade="B5" w:val="345A8A"/>
+      <w:sz w:val="36"/>
       <w:szCs w:val="36"/>
     </w:rPr>
   </w:style>
@@ -3706,7 +4186,7 @@
       <w:rFonts w:asciiTheme="majorHAnsi" w:cstheme="majorBidi" w:eastAsiaTheme="majorEastAsia" w:hAnsiTheme="majorHAnsi"/>
       <w:b/>
       <w:bCs/>
-      <w:color w:val="000000"/>
+      <w:color w:themeColor="accent1" w:val="4F81BD"/>
       <w:sz w:val="32"/>
       <w:szCs w:val="32"/>
     </w:rPr>
@@ -3728,7 +4208,7 @@
       <w:rFonts w:asciiTheme="majorHAnsi" w:cstheme="majorBidi" w:eastAsiaTheme="majorEastAsia" w:hAnsiTheme="majorHAnsi"/>
       <w:b/>
       <w:bCs/>
-      <w:color w:val="000000"/>
+      <w:color w:themeColor="accent1" w:val="4F81BD"/>
       <w:sz w:val="28"/>
       <w:szCs w:val="28"/>
     </w:rPr>
@@ -3923,7 +4403,7 @@
     <w:qFormat/>
     <w:rPr>
       <w:rFonts w:ascii="Times New Roman" w:hAnsi="Times New Roman"/>
-      <w:sz w:val="18"/>
+      <w:sz w:val="20"/>
     </w:rPr>
     <w:tblPr>
       <w:tblInd w:type="dxa" w:w="0"/>
